--- a/documents/requisitos de software.docx
+++ b/documents/requisitos de software.docx
@@ -2206,397 +2206,68 @@
           <w:szCs w:val="24"/>
           <w:u w:val="none"/>
         </w:rPr>
-        <w:t>Para acessar o sistema os usuários precisam fazer login usando CPF e senha.</w:t>
-      </w:r>
-    </w:p>
-    <w:p>
-      <w:pPr>
-        <w:pStyle w:val="Contedodatabela"/>
-        <w:widowControl w:val="false"/>
-        <w:bidi w:val="0"/>
-        <w:spacing w:before="0" w:after="57"/>
-        <w:jc w:val="left"/>
-        <w:rPr>
-          <w:b w:val="false"/>
-          <w:bCs w:val="false"/>
-          <w:i w:val="false"/>
-          <w:i w:val="false"/>
-          <w:iCs w:val="false"/>
-          <w:strike w:val="false"/>
-          <w:dstrike w:val="false"/>
-          <w:outline w:val="false"/>
-          <w:shadow w:val="false"/>
-          <w:color w:val="000000"/>
-          <w:u w:val="none"/>
-        </w:rPr>
-      </w:pPr>
-      <w:r>
-        <w:rPr>
-          <w:rFonts w:ascii="Arial" w:hAnsi="Arial"/>
-          <w:sz w:val="24"/>
-          <w:szCs w:val="24"/>
-        </w:rPr>
-      </w:r>
-    </w:p>
-    <w:p>
-      <w:pPr>
-        <w:pStyle w:val="Contedodatabela"/>
-        <w:widowControl w:val="false"/>
-        <w:bidi w:val="0"/>
-        <w:spacing w:before="0" w:after="57"/>
-        <w:jc w:val="left"/>
-        <w:rPr>
-          <w:b w:val="false"/>
-          <w:bCs w:val="false"/>
-          <w:i w:val="false"/>
-          <w:i w:val="false"/>
-          <w:iCs w:val="false"/>
-          <w:strike w:val="false"/>
-          <w:dstrike w:val="false"/>
-          <w:outline w:val="false"/>
-          <w:shadow w:val="false"/>
-          <w:color w:val="000000"/>
-          <w:u w:val="none"/>
-        </w:rPr>
-      </w:pPr>
-      <w:r>
-        <w:rPr>
-          <w:rFonts w:ascii="Arial" w:hAnsi="Arial"/>
-          <w:sz w:val="24"/>
-          <w:szCs w:val="24"/>
-        </w:rPr>
-      </w:r>
-    </w:p>
-    <w:p>
-      <w:pPr>
-        <w:pStyle w:val="Contedodatabela"/>
-        <w:widowControl w:val="false"/>
-        <w:bidi w:val="0"/>
-        <w:spacing w:before="0" w:after="57"/>
-        <w:jc w:val="left"/>
-        <w:rPr>
-          <w:b w:val="false"/>
-          <w:bCs w:val="false"/>
-          <w:i w:val="false"/>
-          <w:i w:val="false"/>
-          <w:iCs w:val="false"/>
-          <w:strike w:val="false"/>
-          <w:dstrike w:val="false"/>
-          <w:outline w:val="false"/>
-          <w:shadow w:val="false"/>
-          <w:color w:val="000000"/>
-          <w:u w:val="none"/>
-        </w:rPr>
-      </w:pPr>
-      <w:r>
-        <w:rPr>
-          <w:rFonts w:ascii="Arial" w:hAnsi="Arial"/>
-          <w:sz w:val="24"/>
-          <w:szCs w:val="24"/>
-        </w:rPr>
-      </w:r>
-    </w:p>
-    <w:p>
-      <w:pPr>
-        <w:pStyle w:val="Contedodatabela"/>
-        <w:widowControl w:val="false"/>
-        <w:bidi w:val="0"/>
-        <w:spacing w:before="0" w:after="57"/>
-        <w:jc w:val="left"/>
-        <w:rPr>
-          <w:b w:val="false"/>
-          <w:bCs w:val="false"/>
-          <w:i w:val="false"/>
-          <w:i w:val="false"/>
-          <w:iCs w:val="false"/>
-          <w:strike w:val="false"/>
-          <w:dstrike w:val="false"/>
-          <w:outline w:val="false"/>
-          <w:shadow w:val="false"/>
-          <w:color w:val="000000"/>
-          <w:u w:val="none"/>
-        </w:rPr>
-      </w:pPr>
-      <w:r>
-        <w:rPr>
-          <w:rFonts w:ascii="Arial" w:hAnsi="Arial"/>
-          <w:sz w:val="24"/>
-          <w:szCs w:val="24"/>
-        </w:rPr>
-      </w:r>
-    </w:p>
-    <w:p>
-      <w:pPr>
-        <w:pStyle w:val="Contedodatabela"/>
-        <w:widowControl w:val="false"/>
-        <w:bidi w:val="0"/>
-        <w:spacing w:before="0" w:after="57"/>
-        <w:jc w:val="center"/>
-        <w:rPr>
-          <w:i w:val="false"/>
-          <w:i w:val="false"/>
-          <w:iCs w:val="false"/>
-          <w:strike w:val="false"/>
-          <w:dstrike w:val="false"/>
-          <w:outline w:val="false"/>
-          <w:shadow w:val="false"/>
-          <w:color w:val="000000"/>
-          <w:u w:val="none"/>
-        </w:rPr>
-      </w:pPr>
-      <w:r>
-        <w:rPr>
-          <w:rFonts w:ascii="Arial" w:hAnsi="Arial"/>
-          <w:b/>
-          <w:bCs/>
-          <w:sz w:val="24"/>
-          <w:szCs w:val="24"/>
-        </w:rPr>
-      </w:r>
-      <w:r>
-        <w:br w:type="page"/>
-      </w:r>
-    </w:p>
-    <w:p>
-      <w:pPr>
-        <w:pStyle w:val="Contedodatabela"/>
-        <w:widowControl w:val="false"/>
-        <w:bidi w:val="0"/>
-        <w:spacing w:before="0" w:after="57"/>
-        <w:jc w:val="center"/>
-        <w:rPr>
-          <w:rFonts w:ascii="Arial" w:hAnsi="Arial"/>
-          <w:b/>
-          <w:bCs/>
-          <w:sz w:val="24"/>
-          <w:szCs w:val="24"/>
-        </w:rPr>
-      </w:pPr>
-      <w:r>
-        <w:rPr>
-          <w:rFonts w:ascii="Arial" w:hAnsi="Arial"/>
-          <w:b/>
-          <w:bCs/>
-          <w:i w:val="false"/>
-          <w:iCs w:val="false"/>
-          <w:strike w:val="false"/>
-          <w:dstrike w:val="false"/>
-          <w:outline w:val="false"/>
-          <w:shadow w:val="false"/>
-          <w:color w:val="000000"/>
-          <w:sz w:val="24"/>
-          <w:szCs w:val="24"/>
-          <w:u w:val="none"/>
-        </w:rPr>
-        <w:t>REQUISITOS NÃO FUNCIONAIS</w:t>
-      </w:r>
-    </w:p>
-    <w:p>
-      <w:pPr>
-        <w:pStyle w:val="Contedodatabela"/>
-        <w:widowControl w:val="false"/>
-        <w:bidi w:val="0"/>
-        <w:spacing w:before="0" w:after="57"/>
-        <w:jc w:val="left"/>
-        <w:rPr>
-          <w:rFonts w:eastAsia="NSimSun" w:cs="Arial"/>
-          <w:b w:val="false"/>
-          <w:bCs w:val="false"/>
-          <w:i w:val="false"/>
-          <w:i w:val="false"/>
-          <w:iCs w:val="false"/>
-          <w:strike w:val="false"/>
-          <w:dstrike w:val="false"/>
-          <w:outline w:val="false"/>
-          <w:shadow w:val="false"/>
-          <w:color w:val="000000"/>
-          <w:kern w:val="2"/>
-          <w:u w:val="none"/>
-          <w:lang w:val="pt-BR" w:eastAsia="zh-CN" w:bidi="hi-IN"/>
-        </w:rPr>
-      </w:pPr>
-      <w:r>
-        <w:rPr>
-          <w:rFonts w:ascii="Arial" w:hAnsi="Arial"/>
-          <w:sz w:val="24"/>
-          <w:szCs w:val="24"/>
-        </w:rPr>
-      </w:r>
-    </w:p>
-    <w:p>
-      <w:pPr>
-        <w:pStyle w:val="Ttulo2"/>
-        <w:numPr>
-          <w:ilvl w:val="0"/>
-          <w:numId w:val="0"/>
-        </w:numPr>
-        <w:spacing w:lineRule="auto" w:line="240" w:before="0" w:after="57"/>
-        <w:ind w:left="0" w:hanging="0"/>
-        <w:rPr>
-          <w:rFonts w:ascii="Arial" w:hAnsi="Arial"/>
-          <w:b/>
-          <w:bCs/>
-          <w:sz w:val="24"/>
-          <w:szCs w:val="24"/>
-        </w:rPr>
-      </w:pPr>
-      <w:r>
-        <w:rPr>
-          <w:rFonts w:eastAsia="NSimSun" w:cs="Arial" w:ascii="Arial" w:hAnsi="Arial"/>
-          <w:b/>
-          <w:bCs/>
-          <w:i w:val="false"/>
-          <w:iCs w:val="false"/>
-          <w:strike w:val="false"/>
-          <w:dstrike w:val="false"/>
-          <w:outline w:val="false"/>
-          <w:shadow w:val="false"/>
-          <w:color w:val="000000"/>
-          <w:kern w:val="2"/>
-          <w:sz w:val="24"/>
-          <w:szCs w:val="24"/>
-          <w:u w:val="none"/>
-          <w:lang w:val="pt-BR" w:eastAsia="zh-CN" w:bidi="hi-IN"/>
-        </w:rPr>
-        <w:t>RNF01 — ACESSO AO SISTEMA</w:t>
-      </w:r>
-    </w:p>
-    <w:p>
-      <w:pPr>
-        <w:pStyle w:val="Contedodatabela"/>
-        <w:widowControl w:val="false"/>
-        <w:bidi w:val="0"/>
-        <w:spacing w:before="0" w:after="57"/>
-        <w:jc w:val="left"/>
-        <w:rPr>
-          <w:rFonts w:ascii="Arial" w:hAnsi="Arial"/>
-          <w:sz w:val="24"/>
-          <w:szCs w:val="24"/>
-        </w:rPr>
-      </w:pPr>
-      <w:r>
-        <w:rPr>
-          <w:rFonts w:eastAsia="NSimSun" w:cs="Arial" w:ascii="Arial" w:hAnsi="Arial"/>
-          <w:b w:val="false"/>
-          <w:bCs w:val="false"/>
-          <w:i w:val="false"/>
-          <w:iCs w:val="false"/>
-          <w:strike w:val="false"/>
-          <w:dstrike w:val="false"/>
-          <w:outline w:val="false"/>
-          <w:shadow w:val="false"/>
-          <w:color w:val="000000"/>
-          <w:kern w:val="2"/>
-          <w:sz w:val="24"/>
-          <w:szCs w:val="24"/>
-          <w:u w:val="none"/>
-          <w:lang w:val="pt-BR" w:eastAsia="zh-CN" w:bidi="hi-IN"/>
-        </w:rPr>
-        <w:t>O sistema deve ser acessado via navegador sem necessidade de instalar softwares adicionais no computador do usuário.</w:t>
-      </w:r>
-    </w:p>
-    <w:p>
-      <w:pPr>
-        <w:pStyle w:val="Contedodatabela"/>
-        <w:widowControl w:val="false"/>
-        <w:bidi w:val="0"/>
-        <w:spacing w:before="0" w:after="57"/>
-        <w:jc w:val="left"/>
-        <w:rPr>
-          <w:rFonts w:ascii="Arial" w:hAnsi="Arial"/>
-          <w:sz w:val="24"/>
-          <w:szCs w:val="24"/>
-        </w:rPr>
-      </w:pPr>
-      <w:r>
-        <w:rPr>
-          <w:rFonts w:ascii="Arial" w:hAnsi="Arial"/>
-          <w:sz w:val="24"/>
-          <w:szCs w:val="24"/>
-        </w:rPr>
-      </w:r>
-    </w:p>
-    <w:p>
-      <w:pPr>
-        <w:pStyle w:val="Ttulo2"/>
-        <w:numPr>
-          <w:ilvl w:val="0"/>
-          <w:numId w:val="0"/>
-        </w:numPr>
-        <w:spacing w:lineRule="auto" w:line="240" w:before="0" w:after="57"/>
-        <w:ind w:left="0" w:hanging="0"/>
-        <w:rPr>
-          <w:rFonts w:ascii="Arial" w:hAnsi="Arial" w:eastAsia="NSimSun" w:cs="Arial"/>
-          <w:b/>
-          <w:bCs/>
-          <w:i w:val="false"/>
-          <w:i w:val="false"/>
-          <w:iCs w:val="false"/>
-          <w:strike w:val="false"/>
-          <w:dstrike w:val="false"/>
-          <w:outline w:val="false"/>
-          <w:shadow w:val="false"/>
-          <w:color w:val="000000"/>
-          <w:kern w:val="2"/>
-          <w:sz w:val="24"/>
-          <w:szCs w:val="24"/>
-          <w:u w:val="none"/>
-          <w:lang w:val="pt-BR" w:eastAsia="zh-CN" w:bidi="hi-IN"/>
-        </w:rPr>
-      </w:pPr>
-      <w:r>
-        <w:rPr>
-          <w:rFonts w:eastAsia="NSimSun" w:cs="Arial" w:ascii="Arial" w:hAnsi="Arial"/>
-          <w:b/>
-          <w:bCs/>
-          <w:i w:val="false"/>
-          <w:iCs w:val="false"/>
-          <w:strike w:val="false"/>
-          <w:dstrike w:val="false"/>
-          <w:outline w:val="false"/>
-          <w:shadow w:val="false"/>
-          <w:color w:val="000000"/>
-          <w:kern w:val="2"/>
-          <w:sz w:val="24"/>
-          <w:szCs w:val="24"/>
-          <w:u w:val="none"/>
-          <w:lang w:val="pt-BR" w:eastAsia="zh-CN" w:bidi="hi-IN"/>
-        </w:rPr>
-        <w:t>RNF02 — DISPONIBILIDADE</w:t>
-      </w:r>
-    </w:p>
-    <w:p>
-      <w:pPr>
-        <w:pStyle w:val="Contedodatabela"/>
-        <w:widowControl w:val="false"/>
-        <w:bidi w:val="0"/>
-        <w:spacing w:before="0" w:after="57"/>
-        <w:jc w:val="left"/>
-        <w:rPr>
-          <w:rFonts w:ascii="Arial" w:hAnsi="Arial"/>
-          <w:sz w:val="24"/>
-          <w:szCs w:val="24"/>
-        </w:rPr>
-      </w:pPr>
-      <w:r>
-        <w:rPr>
-          <w:rFonts w:eastAsia="NSimSun" w:cs="Arial" w:ascii="Arial" w:hAnsi="Arial"/>
-          <w:b w:val="false"/>
-          <w:bCs w:val="false"/>
-          <w:i w:val="false"/>
-          <w:iCs w:val="false"/>
-          <w:strike w:val="false"/>
-          <w:dstrike w:val="false"/>
-          <w:outline w:val="false"/>
-          <w:shadow w:val="false"/>
-          <w:color w:val="000000"/>
-          <w:kern w:val="2"/>
-          <w:sz w:val="24"/>
-          <w:szCs w:val="24"/>
-          <w:u w:val="none"/>
-          <w:lang w:val="pt-BR" w:eastAsia="zh-CN" w:bidi="hi-IN"/>
-        </w:rPr>
-        <w:t>O sistema deve funcionar estável das 8:00 às 21:00.</w:t>
+        <w:t xml:space="preserve">Para acessar o sistema os usuários precisam fazer login usando </w:t>
+      </w:r>
+      <w:r>
+        <w:rPr>
+          <w:rFonts w:ascii="Arial" w:hAnsi="Arial"/>
+          <w:b w:val="false"/>
+          <w:bCs w:val="false"/>
+          <w:i w:val="false"/>
+          <w:iCs w:val="false"/>
+          <w:strike w:val="false"/>
+          <w:dstrike w:val="false"/>
+          <w:outline w:val="false"/>
+          <w:shadow w:val="false"/>
+          <w:color w:val="000000"/>
+          <w:sz w:val="24"/>
+          <w:szCs w:val="24"/>
+          <w:u w:val="none"/>
+        </w:rPr>
+        <w:t>usuário</w:t>
+      </w:r>
+      <w:r>
+        <w:rPr>
+          <w:rFonts w:ascii="Arial" w:hAnsi="Arial"/>
+          <w:b w:val="false"/>
+          <w:bCs w:val="false"/>
+          <w:i w:val="false"/>
+          <w:iCs w:val="false"/>
+          <w:strike w:val="false"/>
+          <w:dstrike w:val="false"/>
+          <w:outline w:val="false"/>
+          <w:shadow w:val="false"/>
+          <w:color w:val="000000"/>
+          <w:sz w:val="24"/>
+          <w:szCs w:val="24"/>
+          <w:u w:val="none"/>
+        </w:rPr>
+        <w:t xml:space="preserve"> e senha.</w:t>
+      </w:r>
+    </w:p>
+    <w:p>
+      <w:pPr>
+        <w:pStyle w:val="Contedodatabela"/>
+        <w:widowControl w:val="false"/>
+        <w:bidi w:val="0"/>
+        <w:spacing w:before="0" w:after="57"/>
+        <w:jc w:val="left"/>
+        <w:rPr>
+          <w:b w:val="false"/>
+          <w:bCs w:val="false"/>
+          <w:i w:val="false"/>
+          <w:i w:val="false"/>
+          <w:iCs w:val="false"/>
+          <w:strike w:val="false"/>
+          <w:dstrike w:val="false"/>
+          <w:outline w:val="false"/>
+          <w:shadow w:val="false"/>
+          <w:color w:val="000000"/>
+          <w:u w:val="none"/>
+        </w:rPr>
+      </w:pPr>
+      <w:r>
+        <w:rPr/>
       </w:r>
     </w:p>
     <w:sectPr>
@@ -2630,7 +2301,6 @@
     </w:lvl>
     <w:lvl w:ilvl="1">
       <w:start w:val="1"/>
-      <w:pStyle w:val="Ttulo2"/>
       <w:numFmt w:val="none"/>
       <w:suff w:val="nothing"/>
       <w:lvlText w:val=""/>
@@ -2734,8 +2404,139 @@
       </w:pPr>
     </w:lvl>
   </w:abstractNum>
+  <w:abstractNum w:abstractNumId="2">
+    <w:lvl w:ilvl="0">
+      <w:start w:val="1"/>
+      <w:numFmt w:val="none"/>
+      <w:suff w:val="nothing"/>
+      <w:lvlText w:val=""/>
+      <w:lvlJc w:val="left"/>
+      <w:pPr>
+        <w:tabs>
+          <w:tab w:val="num" w:pos="0"/>
+        </w:tabs>
+        <w:ind w:left="0" w:hanging="0"/>
+      </w:pPr>
+      <w:rPr/>
+    </w:lvl>
+    <w:lvl w:ilvl="1">
+      <w:start w:val="1"/>
+      <w:numFmt w:val="none"/>
+      <w:suff w:val="nothing"/>
+      <w:lvlText w:val=""/>
+      <w:lvlJc w:val="left"/>
+      <w:pPr>
+        <w:tabs>
+          <w:tab w:val="num" w:pos="0"/>
+        </w:tabs>
+        <w:ind w:left="0" w:hanging="0"/>
+      </w:pPr>
+      <w:rPr/>
+    </w:lvl>
+    <w:lvl w:ilvl="2">
+      <w:start w:val="1"/>
+      <w:numFmt w:val="none"/>
+      <w:suff w:val="nothing"/>
+      <w:lvlText w:val=""/>
+      <w:lvlJc w:val="left"/>
+      <w:pPr>
+        <w:tabs>
+          <w:tab w:val="num" w:pos="0"/>
+        </w:tabs>
+        <w:ind w:left="0" w:hanging="0"/>
+      </w:pPr>
+      <w:rPr/>
+    </w:lvl>
+    <w:lvl w:ilvl="3">
+      <w:start w:val="1"/>
+      <w:numFmt w:val="none"/>
+      <w:suff w:val="nothing"/>
+      <w:lvlText w:val=""/>
+      <w:lvlJc w:val="left"/>
+      <w:pPr>
+        <w:tabs>
+          <w:tab w:val="num" w:pos="0"/>
+        </w:tabs>
+        <w:ind w:left="0" w:hanging="0"/>
+      </w:pPr>
+      <w:rPr/>
+    </w:lvl>
+    <w:lvl w:ilvl="4">
+      <w:start w:val="1"/>
+      <w:numFmt w:val="none"/>
+      <w:suff w:val="nothing"/>
+      <w:lvlText w:val=""/>
+      <w:lvlJc w:val="left"/>
+      <w:pPr>
+        <w:tabs>
+          <w:tab w:val="num" w:pos="0"/>
+        </w:tabs>
+        <w:ind w:left="0" w:hanging="0"/>
+      </w:pPr>
+      <w:rPr/>
+    </w:lvl>
+    <w:lvl w:ilvl="5">
+      <w:start w:val="1"/>
+      <w:numFmt w:val="none"/>
+      <w:suff w:val="nothing"/>
+      <w:lvlText w:val=""/>
+      <w:lvlJc w:val="left"/>
+      <w:pPr>
+        <w:tabs>
+          <w:tab w:val="num" w:pos="0"/>
+        </w:tabs>
+        <w:ind w:left="0" w:hanging="0"/>
+      </w:pPr>
+      <w:rPr/>
+    </w:lvl>
+    <w:lvl w:ilvl="6">
+      <w:start w:val="1"/>
+      <w:numFmt w:val="none"/>
+      <w:suff w:val="nothing"/>
+      <w:lvlText w:val=""/>
+      <w:lvlJc w:val="left"/>
+      <w:pPr>
+        <w:tabs>
+          <w:tab w:val="num" w:pos="0"/>
+        </w:tabs>
+        <w:ind w:left="0" w:hanging="0"/>
+      </w:pPr>
+      <w:rPr/>
+    </w:lvl>
+    <w:lvl w:ilvl="7">
+      <w:start w:val="1"/>
+      <w:numFmt w:val="none"/>
+      <w:suff w:val="nothing"/>
+      <w:lvlText w:val=""/>
+      <w:lvlJc w:val="left"/>
+      <w:pPr>
+        <w:tabs>
+          <w:tab w:val="num" w:pos="0"/>
+        </w:tabs>
+        <w:ind w:left="0" w:hanging="0"/>
+      </w:pPr>
+      <w:rPr/>
+    </w:lvl>
+    <w:lvl w:ilvl="8">
+      <w:start w:val="1"/>
+      <w:numFmt w:val="none"/>
+      <w:suff w:val="nothing"/>
+      <w:lvlText w:val=""/>
+      <w:lvlJc w:val="left"/>
+      <w:pPr>
+        <w:tabs>
+          <w:tab w:val="num" w:pos="0"/>
+        </w:tabs>
+        <w:ind w:left="0" w:hanging="0"/>
+      </w:pPr>
+      <w:rPr/>
+    </w:lvl>
+  </w:abstractNum>
   <w:num w:numId="1">
     <w:abstractNumId w:val="1"/>
+  </w:num>
+  <w:num w:numId="2">
+    <w:abstractNumId w:val="2"/>
   </w:num>
 </w:numbering>
 </file>
@@ -2785,7 +2586,7 @@
     <w:pPr>
       <w:numPr>
         <w:ilvl w:val="1"/>
-        <w:numId w:val="1"/>
+        <w:numId w:val="2"/>
       </w:numPr>
       <w:spacing w:before="200" w:after="120"/>
       <w:outlineLvl w:val="1"/>

--- a/documents/requisitos de software.docx
+++ b/documents/requisitos de software.docx
@@ -134,7 +134,7 @@
           <w:u w:val="none"/>
           <w:lang w:val="pt-BR" w:eastAsia="zh-CN" w:bidi="hi-IN"/>
         </w:rPr>
-        <w:t>O sistema deve permitir o cadastro de funcionários. O usuário deve informar obrigatoriamente CPF, nome, tipo de funcionário e senha, podendo opcionalmente informar uma equipe.</w:t>
+        <w:t>O sistema deve permitir o cadastro de funcionários. O usuário deve informar obrigatoriamente CPF e nome, podendo opcionalmente informar uma equipe.</w:t>
       </w:r>
     </w:p>
     <w:p>
@@ -239,7 +239,7 @@
           <w:szCs w:val="24"/>
           <w:u w:val="none"/>
         </w:rPr>
-        <w:t>O sistema deve permitir alterar nome, tipo, senha e equipe do funcionário.</w:t>
+        <w:t>O sistema deve permitir alterar CPF, nome e equipe do funcionário.</w:t>
       </w:r>
     </w:p>
     <w:p>
@@ -334,53 +334,365 @@
           <w:szCs w:val="24"/>
           <w:u w:val="none"/>
         </w:rPr>
-        <w:t>O sistema deve permitir buscar os funcionários de acordo com os critérios: nome ou CPF. Caso nenhum critério seja informado, a busca deve retornar todos os funcionários. A busca deve retornar CPF, nome, tipo e equipe apresentados em forma de tabela.</w:t>
-      </w:r>
-    </w:p>
-    <w:p>
-      <w:pPr>
-        <w:pStyle w:val="Contedodatabela"/>
-        <w:widowControl w:val="false"/>
-        <w:bidi w:val="0"/>
-        <w:spacing w:before="0" w:after="57"/>
-        <w:jc w:val="left"/>
-        <w:rPr>
-          <w:rFonts w:ascii="Arial" w:hAnsi="Arial"/>
-          <w:sz w:val="24"/>
-          <w:szCs w:val="24"/>
-        </w:rPr>
-      </w:pPr>
-      <w:r>
-        <w:rPr>
-          <w:rFonts w:ascii="Arial" w:hAnsi="Arial"/>
-          <w:sz w:val="24"/>
-          <w:szCs w:val="24"/>
-        </w:rPr>
-      </w:r>
-    </w:p>
-    <w:p>
-      <w:pPr>
-        <w:pStyle w:val="Normal"/>
-        <w:bidi w:val="0"/>
-        <w:spacing w:before="0" w:after="57"/>
-        <w:jc w:val="left"/>
-        <w:rPr>
-          <w:rFonts w:ascii="Arial" w:hAnsi="Arial"/>
-          <w:b/>
-          <w:bCs/>
-          <w:sz w:val="24"/>
-          <w:szCs w:val="24"/>
-        </w:rPr>
-      </w:pPr>
-      <w:r>
-        <w:rPr>
-          <w:rFonts w:ascii="Arial" w:hAnsi="Arial"/>
-          <w:b/>
-          <w:bCs/>
-          <w:sz w:val="24"/>
-          <w:szCs w:val="24"/>
-        </w:rPr>
-        <w:t>RF04 — CADASTRAR EQUIPE</w:t>
+        <w:t>O sistema deve permitir buscar os funcionários de acordo com os critérios: nome ou CPF. Caso nenhum critério seja informado, a busca deve retornar todos os funcionários. A busca deve retornar id, CPF, nome do funcionário, nome de usuário, tipo de usuário e equipe.</w:t>
+      </w:r>
+    </w:p>
+    <w:p>
+      <w:pPr>
+        <w:pStyle w:val="Contedodatabela"/>
+        <w:widowControl w:val="false"/>
+        <w:bidi w:val="0"/>
+        <w:spacing w:before="0" w:after="57"/>
+        <w:jc w:val="left"/>
+        <w:rPr>
+          <w:rFonts w:ascii="Arial" w:hAnsi="Arial"/>
+          <w:sz w:val="24"/>
+          <w:szCs w:val="24"/>
+        </w:rPr>
+      </w:pPr>
+      <w:r>
+        <w:rPr>
+          <w:rFonts w:ascii="Arial" w:hAnsi="Arial"/>
+          <w:sz w:val="24"/>
+          <w:szCs w:val="24"/>
+        </w:rPr>
+      </w:r>
+    </w:p>
+    <w:p>
+      <w:pPr>
+        <w:pStyle w:val="Normal"/>
+        <w:bidi w:val="0"/>
+        <w:spacing w:before="0" w:after="57"/>
+        <w:jc w:val="left"/>
+        <w:rPr>
+          <w:rFonts w:ascii="Arial" w:hAnsi="Arial"/>
+          <w:b/>
+          <w:bCs/>
+          <w:sz w:val="24"/>
+          <w:szCs w:val="24"/>
+        </w:rPr>
+      </w:pPr>
+      <w:r>
+        <w:rPr>
+          <w:rFonts w:ascii="Arial" w:hAnsi="Arial"/>
+          <w:b/>
+          <w:bCs/>
+          <w:sz w:val="24"/>
+          <w:szCs w:val="24"/>
+        </w:rPr>
+        <w:t>RF04 — CADASTRAR USUÁRIO</w:t>
+      </w:r>
+    </w:p>
+    <w:p>
+      <w:pPr>
+        <w:pStyle w:val="Contedodatabela"/>
+        <w:widowControl w:val="false"/>
+        <w:bidi w:val="0"/>
+        <w:spacing w:before="0" w:after="57"/>
+        <w:jc w:val="left"/>
+        <w:rPr>
+          <w:rFonts w:ascii="Arial" w:hAnsi="Arial"/>
+          <w:sz w:val="24"/>
+          <w:szCs w:val="24"/>
+        </w:rPr>
+      </w:pPr>
+      <w:r>
+        <w:rPr>
+          <w:rFonts w:ascii="Arial" w:hAnsi="Arial"/>
+          <w:b w:val="false"/>
+          <w:bCs w:val="false"/>
+          <w:i w:val="false"/>
+          <w:iCs w:val="false"/>
+          <w:strike w:val="false"/>
+          <w:dstrike w:val="false"/>
+          <w:outline w:val="false"/>
+          <w:shadow w:val="false"/>
+          <w:color w:val="000000"/>
+          <w:sz w:val="24"/>
+          <w:szCs w:val="24"/>
+          <w:u w:val="none"/>
+        </w:rPr>
+        <w:t>O sistema deve permitir o cadastro de usuários para os funcionários. Após selecionar o funcionário, deve ser informado o nome de usuário, senha e tipo de usuário.</w:t>
+      </w:r>
+    </w:p>
+    <w:p>
+      <w:pPr>
+        <w:pStyle w:val="Contedodatabela"/>
+        <w:widowControl w:val="false"/>
+        <w:bidi w:val="0"/>
+        <w:spacing w:before="0" w:after="57"/>
+        <w:jc w:val="left"/>
+        <w:rPr>
+          <w:rFonts w:ascii="Arial" w:hAnsi="Arial"/>
+          <w:sz w:val="24"/>
+          <w:szCs w:val="24"/>
+        </w:rPr>
+      </w:pPr>
+      <w:r>
+        <w:rPr>
+          <w:rFonts w:ascii="Arial" w:hAnsi="Arial"/>
+          <w:sz w:val="24"/>
+          <w:szCs w:val="24"/>
+        </w:rPr>
+      </w:r>
+    </w:p>
+    <w:p>
+      <w:pPr>
+        <w:pStyle w:val="Normal"/>
+        <w:bidi w:val="0"/>
+        <w:spacing w:before="0" w:after="57"/>
+        <w:jc w:val="left"/>
+        <w:rPr>
+          <w:rFonts w:ascii="Arial" w:hAnsi="Arial"/>
+          <w:b/>
+          <w:bCs/>
+          <w:sz w:val="24"/>
+          <w:szCs w:val="24"/>
+        </w:rPr>
+      </w:pPr>
+      <w:r>
+        <w:rPr>
+          <w:rFonts w:ascii="Arial" w:hAnsi="Arial"/>
+          <w:b/>
+          <w:bCs/>
+          <w:sz w:val="24"/>
+          <w:szCs w:val="24"/>
+        </w:rPr>
+        <w:t>RF05 — ALTERAR USUÁRIO</w:t>
+      </w:r>
+    </w:p>
+    <w:p>
+      <w:pPr>
+        <w:pStyle w:val="Contedodatabela"/>
+        <w:widowControl w:val="false"/>
+        <w:bidi w:val="0"/>
+        <w:spacing w:before="0" w:after="57"/>
+        <w:jc w:val="left"/>
+        <w:rPr>
+          <w:rFonts w:ascii="Arial" w:hAnsi="Arial"/>
+          <w:sz w:val="24"/>
+          <w:szCs w:val="24"/>
+        </w:rPr>
+      </w:pPr>
+      <w:r>
+        <w:rPr>
+          <w:rFonts w:ascii="Arial" w:hAnsi="Arial"/>
+          <w:b w:val="false"/>
+          <w:bCs w:val="false"/>
+          <w:i w:val="false"/>
+          <w:iCs w:val="false"/>
+          <w:strike w:val="false"/>
+          <w:dstrike w:val="false"/>
+          <w:outline w:val="false"/>
+          <w:shadow w:val="false"/>
+          <w:color w:val="000000"/>
+          <w:sz w:val="24"/>
+          <w:szCs w:val="24"/>
+          <w:u w:val="none"/>
+        </w:rPr>
+        <w:t>O sistema deve permitir alterar nome de usuário, senha e tipo do usuário.</w:t>
+      </w:r>
+    </w:p>
+    <w:p>
+      <w:pPr>
+        <w:pStyle w:val="Contedodatabela"/>
+        <w:widowControl w:val="false"/>
+        <w:bidi w:val="0"/>
+        <w:spacing w:before="0" w:after="57"/>
+        <w:jc w:val="left"/>
+        <w:rPr>
+          <w:rFonts w:ascii="Arial" w:hAnsi="Arial"/>
+          <w:sz w:val="24"/>
+          <w:szCs w:val="24"/>
+        </w:rPr>
+      </w:pPr>
+      <w:r>
+        <w:rPr>
+          <w:rFonts w:ascii="Arial" w:hAnsi="Arial"/>
+          <w:sz w:val="24"/>
+          <w:szCs w:val="24"/>
+        </w:rPr>
+      </w:r>
+    </w:p>
+    <w:p>
+      <w:pPr>
+        <w:pStyle w:val="Normal"/>
+        <w:bidi w:val="0"/>
+        <w:spacing w:before="0" w:after="57"/>
+        <w:jc w:val="left"/>
+        <w:rPr>
+          <w:rFonts w:ascii="Arial" w:hAnsi="Arial"/>
+          <w:b/>
+          <w:bCs/>
+          <w:sz w:val="24"/>
+          <w:szCs w:val="24"/>
+        </w:rPr>
+      </w:pPr>
+      <w:r>
+        <w:rPr>
+          <w:rFonts w:ascii="Arial" w:hAnsi="Arial"/>
+          <w:b/>
+          <w:bCs/>
+          <w:sz w:val="24"/>
+          <w:szCs w:val="24"/>
+        </w:rPr>
+        <w:t>RF06 — BUSCAR USUÁRIO</w:t>
+      </w:r>
+    </w:p>
+    <w:p>
+      <w:pPr>
+        <w:pStyle w:val="Contedodatabela"/>
+        <w:widowControl w:val="false"/>
+        <w:bidi w:val="0"/>
+        <w:spacing w:before="0" w:after="57"/>
+        <w:jc w:val="left"/>
+        <w:rPr>
+          <w:rFonts w:ascii="Arial" w:hAnsi="Arial"/>
+          <w:sz w:val="24"/>
+          <w:szCs w:val="24"/>
+        </w:rPr>
+      </w:pPr>
+      <w:r>
+        <w:rPr>
+          <w:rFonts w:ascii="Arial" w:hAnsi="Arial"/>
+          <w:b w:val="false"/>
+          <w:bCs w:val="false"/>
+          <w:i w:val="false"/>
+          <w:iCs w:val="false"/>
+          <w:strike w:val="false"/>
+          <w:dstrike w:val="false"/>
+          <w:outline w:val="false"/>
+          <w:shadow w:val="false"/>
+          <w:color w:val="000000"/>
+          <w:sz w:val="24"/>
+          <w:szCs w:val="24"/>
+          <w:u w:val="none"/>
+        </w:rPr>
+        <w:t>O sistema deve permitir buscar usuários por id, nome de usuário ou listar todos os usuários. A busca deve retornar id, nome de usuário e tipo de usuário.</w:t>
+      </w:r>
+    </w:p>
+    <w:p>
+      <w:pPr>
+        <w:pStyle w:val="Contedodatabela"/>
+        <w:widowControl w:val="false"/>
+        <w:bidi w:val="0"/>
+        <w:spacing w:before="0" w:after="57"/>
+        <w:jc w:val="left"/>
+        <w:rPr>
+          <w:rFonts w:ascii="Arial" w:hAnsi="Arial"/>
+          <w:sz w:val="24"/>
+          <w:szCs w:val="24"/>
+        </w:rPr>
+      </w:pPr>
+      <w:r>
+        <w:rPr>
+          <w:rFonts w:ascii="Arial" w:hAnsi="Arial"/>
+          <w:sz w:val="24"/>
+          <w:szCs w:val="24"/>
+        </w:rPr>
+      </w:r>
+    </w:p>
+    <w:p>
+      <w:pPr>
+        <w:pStyle w:val="Normal"/>
+        <w:bidi w:val="0"/>
+        <w:spacing w:before="0" w:after="57"/>
+        <w:jc w:val="left"/>
+        <w:rPr>
+          <w:rFonts w:ascii="Arial" w:hAnsi="Arial"/>
+          <w:b/>
+          <w:bCs/>
+          <w:sz w:val="24"/>
+          <w:szCs w:val="24"/>
+        </w:rPr>
+      </w:pPr>
+      <w:r>
+        <w:rPr>
+          <w:rFonts w:ascii="Arial" w:hAnsi="Arial"/>
+          <w:b/>
+          <w:bCs/>
+          <w:sz w:val="24"/>
+          <w:szCs w:val="24"/>
+        </w:rPr>
+        <w:t>RF07 — APAGAR USUÁRIO</w:t>
+      </w:r>
+    </w:p>
+    <w:p>
+      <w:pPr>
+        <w:pStyle w:val="Contedodatabela"/>
+        <w:widowControl w:val="false"/>
+        <w:bidi w:val="0"/>
+        <w:spacing w:before="0" w:after="57"/>
+        <w:jc w:val="left"/>
+        <w:rPr>
+          <w:rFonts w:ascii="Arial" w:hAnsi="Arial"/>
+          <w:sz w:val="24"/>
+          <w:szCs w:val="24"/>
+        </w:rPr>
+      </w:pPr>
+      <w:r>
+        <w:rPr>
+          <w:rFonts w:ascii="Arial" w:hAnsi="Arial"/>
+          <w:b w:val="false"/>
+          <w:bCs w:val="false"/>
+          <w:i w:val="false"/>
+          <w:iCs w:val="false"/>
+          <w:strike w:val="false"/>
+          <w:dstrike w:val="false"/>
+          <w:outline w:val="false"/>
+          <w:shadow w:val="false"/>
+          <w:color w:val="000000"/>
+          <w:sz w:val="24"/>
+          <w:szCs w:val="24"/>
+          <w:u w:val="none"/>
+        </w:rPr>
+        <w:t>O sistema deve permitir a exclusão de usuários.</w:t>
+      </w:r>
+    </w:p>
+    <w:p>
+      <w:pPr>
+        <w:pStyle w:val="Contedodatabela"/>
+        <w:widowControl w:val="false"/>
+        <w:bidi w:val="0"/>
+        <w:spacing w:before="0" w:after="57"/>
+        <w:jc w:val="left"/>
+        <w:rPr>
+          <w:rFonts w:ascii="Arial" w:hAnsi="Arial"/>
+          <w:sz w:val="24"/>
+          <w:szCs w:val="24"/>
+        </w:rPr>
+      </w:pPr>
+      <w:r>
+        <w:rPr>
+          <w:rFonts w:ascii="Arial" w:hAnsi="Arial"/>
+          <w:sz w:val="24"/>
+          <w:szCs w:val="24"/>
+        </w:rPr>
+      </w:r>
+    </w:p>
+    <w:p>
+      <w:pPr>
+        <w:pStyle w:val="Normal"/>
+        <w:bidi w:val="0"/>
+        <w:spacing w:before="0" w:after="57"/>
+        <w:jc w:val="left"/>
+        <w:rPr>
+          <w:rFonts w:ascii="Arial" w:hAnsi="Arial"/>
+          <w:b/>
+          <w:bCs/>
+          <w:sz w:val="24"/>
+          <w:szCs w:val="24"/>
+        </w:rPr>
+      </w:pPr>
+      <w:r>
+        <w:rPr>
+          <w:rFonts w:ascii="Arial" w:hAnsi="Arial"/>
+          <w:b/>
+          <w:bCs/>
+          <w:sz w:val="24"/>
+          <w:szCs w:val="24"/>
+        </w:rPr>
+        <w:t>RF08 — CADASTRAR EQUIPE</w:t>
       </w:r>
     </w:p>
     <w:p>
@@ -458,7 +770,7 @@
           <w:sz w:val="24"/>
           <w:szCs w:val="24"/>
         </w:rPr>
-        <w:t>RF05 — ALTERAR EQUIPE</w:t>
+        <w:t>RF09 — ALTERAR EQUIPE</w:t>
       </w:r>
     </w:p>
     <w:p>
@@ -536,85 +848,85 @@
           <w:sz w:val="24"/>
           <w:szCs w:val="24"/>
         </w:rPr>
-        <w:t>RF06 — BUSCAR EQUIPE</w:t>
-      </w:r>
-    </w:p>
-    <w:p>
-      <w:pPr>
-        <w:pStyle w:val="Contedodatabela"/>
-        <w:widowControl w:val="false"/>
-        <w:bidi w:val="0"/>
-        <w:spacing w:before="0" w:after="57"/>
-        <w:jc w:val="left"/>
-        <w:rPr>
-          <w:rFonts w:ascii="Arial" w:hAnsi="Arial"/>
-          <w:sz w:val="24"/>
-          <w:szCs w:val="24"/>
-        </w:rPr>
-      </w:pPr>
-      <w:r>
-        <w:rPr>
-          <w:rFonts w:ascii="Arial" w:hAnsi="Arial"/>
-          <w:b w:val="false"/>
-          <w:bCs w:val="false"/>
-          <w:i w:val="false"/>
-          <w:iCs w:val="false"/>
-          <w:strike w:val="false"/>
-          <w:dstrike w:val="false"/>
-          <w:outline w:val="false"/>
-          <w:shadow w:val="false"/>
-          <w:color w:val="000000"/>
-          <w:sz w:val="24"/>
-          <w:szCs w:val="24"/>
-          <w:u w:val="none"/>
-        </w:rPr>
-        <w:t>O sistema deve permitir buscar equipes usando como critério o nome da equipe. Caso não seja informado o critério, a busca deve retornar todas as equipes. A busca deve retornar id e nome apresentados em forma de tabela.</w:t>
-      </w:r>
-    </w:p>
-    <w:p>
-      <w:pPr>
-        <w:pStyle w:val="Contedodatabela"/>
-        <w:widowControl w:val="false"/>
-        <w:bidi w:val="0"/>
-        <w:spacing w:before="0" w:after="57"/>
-        <w:jc w:val="left"/>
-        <w:rPr>
-          <w:rFonts w:ascii="Arial" w:hAnsi="Arial"/>
-          <w:sz w:val="24"/>
-          <w:szCs w:val="24"/>
-        </w:rPr>
-      </w:pPr>
-      <w:r>
-        <w:rPr>
-          <w:rFonts w:ascii="Arial" w:hAnsi="Arial"/>
-          <w:sz w:val="24"/>
-          <w:szCs w:val="24"/>
-        </w:rPr>
-      </w:r>
-    </w:p>
-    <w:p>
-      <w:pPr>
-        <w:pStyle w:val="Normal"/>
-        <w:bidi w:val="0"/>
-        <w:spacing w:before="0" w:after="57"/>
-        <w:jc w:val="left"/>
-        <w:rPr>
-          <w:rFonts w:ascii="Arial" w:hAnsi="Arial"/>
-          <w:b/>
-          <w:bCs/>
-          <w:sz w:val="24"/>
-          <w:szCs w:val="24"/>
-        </w:rPr>
-      </w:pPr>
-      <w:r>
-        <w:rPr>
-          <w:rFonts w:ascii="Arial" w:hAnsi="Arial"/>
-          <w:b/>
-          <w:bCs/>
-          <w:sz w:val="24"/>
-          <w:szCs w:val="24"/>
-        </w:rPr>
-        <w:t>RF07 — APAGAR EQUIPE</w:t>
+        <w:t>RF10 — BUSCAR EQUIPE</w:t>
+      </w:r>
+    </w:p>
+    <w:p>
+      <w:pPr>
+        <w:pStyle w:val="Contedodatabela"/>
+        <w:widowControl w:val="false"/>
+        <w:bidi w:val="0"/>
+        <w:spacing w:before="0" w:after="57"/>
+        <w:jc w:val="left"/>
+        <w:rPr>
+          <w:rFonts w:ascii="Arial" w:hAnsi="Arial"/>
+          <w:sz w:val="24"/>
+          <w:szCs w:val="24"/>
+        </w:rPr>
+      </w:pPr>
+      <w:r>
+        <w:rPr>
+          <w:rFonts w:ascii="Arial" w:hAnsi="Arial"/>
+          <w:b w:val="false"/>
+          <w:bCs w:val="false"/>
+          <w:i w:val="false"/>
+          <w:iCs w:val="false"/>
+          <w:strike w:val="false"/>
+          <w:dstrike w:val="false"/>
+          <w:outline w:val="false"/>
+          <w:shadow w:val="false"/>
+          <w:color w:val="000000"/>
+          <w:sz w:val="24"/>
+          <w:szCs w:val="24"/>
+          <w:u w:val="none"/>
+        </w:rPr>
+        <w:t>O sistema deve permitir buscar equipes usando como critério o nome da equipe. Caso não seja informado o critério, a busca deve retornar todas as equipes. A busca deve retornar id e nome.</w:t>
+      </w:r>
+    </w:p>
+    <w:p>
+      <w:pPr>
+        <w:pStyle w:val="Contedodatabela"/>
+        <w:widowControl w:val="false"/>
+        <w:bidi w:val="0"/>
+        <w:spacing w:before="0" w:after="57"/>
+        <w:jc w:val="left"/>
+        <w:rPr>
+          <w:rFonts w:ascii="Arial" w:hAnsi="Arial"/>
+          <w:sz w:val="24"/>
+          <w:szCs w:val="24"/>
+        </w:rPr>
+      </w:pPr>
+      <w:r>
+        <w:rPr>
+          <w:rFonts w:ascii="Arial" w:hAnsi="Arial"/>
+          <w:sz w:val="24"/>
+          <w:szCs w:val="24"/>
+        </w:rPr>
+      </w:r>
+    </w:p>
+    <w:p>
+      <w:pPr>
+        <w:pStyle w:val="Normal"/>
+        <w:bidi w:val="0"/>
+        <w:spacing w:before="0" w:after="57"/>
+        <w:jc w:val="left"/>
+        <w:rPr>
+          <w:rFonts w:ascii="Arial" w:hAnsi="Arial"/>
+          <w:b/>
+          <w:bCs/>
+          <w:sz w:val="24"/>
+          <w:szCs w:val="24"/>
+        </w:rPr>
+      </w:pPr>
+      <w:r>
+        <w:rPr>
+          <w:rFonts w:ascii="Arial" w:hAnsi="Arial"/>
+          <w:b/>
+          <w:bCs/>
+          <w:sz w:val="24"/>
+          <w:szCs w:val="24"/>
+        </w:rPr>
+        <w:t>RF11 — APAGAR EQUIPE</w:t>
       </w:r>
     </w:p>
     <w:p>
@@ -672,105 +984,126 @@
     </w:p>
     <w:p>
       <w:pPr>
-        <w:pStyle w:val="Normal"/>
-        <w:bidi w:val="0"/>
-        <w:spacing w:before="0" w:after="57"/>
-        <w:jc w:val="left"/>
-        <w:rPr>
-          <w:rFonts w:ascii="Arial" w:hAnsi="Arial"/>
-          <w:b/>
-          <w:bCs/>
-          <w:sz w:val="24"/>
-          <w:szCs w:val="24"/>
-        </w:rPr>
-      </w:pPr>
-      <w:r>
-        <w:rPr>
-          <w:rFonts w:ascii="Arial" w:hAnsi="Arial"/>
-          <w:b/>
-          <w:bCs/>
-          <w:sz w:val="24"/>
-          <w:szCs w:val="24"/>
-        </w:rPr>
-        <w:t>RF08 — CADASTRAR BANCO</w:t>
-      </w:r>
-    </w:p>
-    <w:p>
-      <w:pPr>
-        <w:pStyle w:val="Contedodatabela"/>
-        <w:widowControl w:val="false"/>
-        <w:bidi w:val="0"/>
-        <w:spacing w:before="0" w:after="57"/>
-        <w:jc w:val="left"/>
-        <w:rPr>
-          <w:rFonts w:ascii="Arial" w:hAnsi="Arial"/>
-          <w:sz w:val="24"/>
-          <w:szCs w:val="24"/>
-        </w:rPr>
-      </w:pPr>
-      <w:r>
-        <w:rPr>
-          <w:rFonts w:ascii="Arial" w:hAnsi="Arial"/>
-          <w:b w:val="false"/>
-          <w:bCs w:val="false"/>
-          <w:i w:val="false"/>
-          <w:iCs w:val="false"/>
-          <w:strike w:val="false"/>
-          <w:dstrike w:val="false"/>
-          <w:outline w:val="false"/>
-          <w:shadow w:val="false"/>
-          <w:color w:val="000000"/>
-          <w:sz w:val="24"/>
-          <w:szCs w:val="24"/>
-          <w:u w:val="none"/>
-        </w:rPr>
-        <w:t>O sistema deve permitir o cadastro de bancos. O usuário deve informar obrigatoriamente o código do banco e um nome curto. O nome curto não precisa ser o nome completo do banco.</w:t>
-      </w:r>
-    </w:p>
-    <w:p>
-      <w:pPr>
-        <w:pStyle w:val="Contedodatabela"/>
-        <w:widowControl w:val="false"/>
-        <w:bidi w:val="0"/>
-        <w:spacing w:before="0" w:after="57"/>
-        <w:jc w:val="left"/>
-        <w:rPr>
-          <w:rFonts w:ascii="Arial" w:hAnsi="Arial"/>
-          <w:sz w:val="24"/>
-          <w:szCs w:val="24"/>
-        </w:rPr>
-      </w:pPr>
-      <w:r>
-        <w:rPr>
-          <w:rFonts w:ascii="Arial" w:hAnsi="Arial"/>
-          <w:sz w:val="24"/>
-          <w:szCs w:val="24"/>
-        </w:rPr>
-      </w:r>
-    </w:p>
-    <w:p>
-      <w:pPr>
-        <w:pStyle w:val="Normal"/>
-        <w:bidi w:val="0"/>
-        <w:spacing w:before="0" w:after="57"/>
-        <w:jc w:val="left"/>
-        <w:rPr>
-          <w:rFonts w:ascii="Arial" w:hAnsi="Arial"/>
-          <w:b/>
-          <w:bCs/>
-          <w:sz w:val="24"/>
-          <w:szCs w:val="24"/>
-        </w:rPr>
-      </w:pPr>
-      <w:r>
-        <w:rPr>
-          <w:rFonts w:ascii="Arial" w:hAnsi="Arial"/>
-          <w:b/>
-          <w:bCs/>
-          <w:sz w:val="24"/>
-          <w:szCs w:val="24"/>
-        </w:rPr>
-        <w:t>RF09 — ALTERAR BANCO</w:t>
+        <w:pStyle w:val="Contedodatabela"/>
+        <w:widowControl w:val="false"/>
+        <w:bidi w:val="0"/>
+        <w:spacing w:before="0" w:after="57"/>
+        <w:jc w:val="left"/>
+        <w:rPr>
+          <w:rFonts w:ascii="Arial" w:hAnsi="Arial"/>
+          <w:sz w:val="24"/>
+          <w:szCs w:val="24"/>
+        </w:rPr>
+      </w:pPr>
+      <w:r>
+        <w:rPr>
+          <w:rFonts w:ascii="Arial" w:hAnsi="Arial"/>
+          <w:sz w:val="24"/>
+          <w:szCs w:val="24"/>
+        </w:rPr>
+      </w:r>
+    </w:p>
+    <w:p>
+      <w:pPr>
+        <w:pStyle w:val="Normal"/>
+        <w:bidi w:val="0"/>
+        <w:spacing w:before="0" w:after="57"/>
+        <w:jc w:val="left"/>
+        <w:rPr>
+          <w:rFonts w:ascii="Arial" w:hAnsi="Arial"/>
+          <w:b/>
+          <w:bCs/>
+          <w:sz w:val="24"/>
+          <w:szCs w:val="24"/>
+        </w:rPr>
+      </w:pPr>
+      <w:r>
+        <w:rPr>
+          <w:rFonts w:ascii="Arial" w:hAnsi="Arial"/>
+          <w:b/>
+          <w:bCs/>
+          <w:sz w:val="24"/>
+          <w:szCs w:val="24"/>
+        </w:rPr>
+        <w:t>RF12 — CADASTRAR BANCO</w:t>
+      </w:r>
+    </w:p>
+    <w:p>
+      <w:pPr>
+        <w:pStyle w:val="Contedodatabela"/>
+        <w:widowControl w:val="false"/>
+        <w:bidi w:val="0"/>
+        <w:spacing w:before="0" w:after="57"/>
+        <w:jc w:val="left"/>
+        <w:rPr>
+          <w:rFonts w:ascii="Arial" w:hAnsi="Arial"/>
+          <w:sz w:val="24"/>
+          <w:szCs w:val="24"/>
+        </w:rPr>
+      </w:pPr>
+      <w:r>
+        <w:rPr>
+          <w:rFonts w:ascii="Arial" w:hAnsi="Arial"/>
+          <w:b w:val="false"/>
+          <w:bCs w:val="false"/>
+          <w:i w:val="false"/>
+          <w:iCs w:val="false"/>
+          <w:strike w:val="false"/>
+          <w:dstrike w:val="false"/>
+          <w:outline w:val="false"/>
+          <w:shadow w:val="false"/>
+          <w:color w:val="000000"/>
+          <w:sz w:val="24"/>
+          <w:szCs w:val="24"/>
+          <w:u w:val="none"/>
+        </w:rPr>
+        <w:t>O sistema deve permitir o cadastro de bancos. O usuário deve informar obrigatoriamente o código do banco e o nome do banco.</w:t>
+      </w:r>
+    </w:p>
+    <w:p>
+      <w:pPr>
+        <w:pStyle w:val="Contedodatabela"/>
+        <w:widowControl w:val="false"/>
+        <w:bidi w:val="0"/>
+        <w:spacing w:before="0" w:after="57"/>
+        <w:jc w:val="left"/>
+        <w:rPr>
+          <w:rFonts w:ascii="Arial" w:hAnsi="Arial"/>
+          <w:sz w:val="24"/>
+          <w:szCs w:val="24"/>
+        </w:rPr>
+      </w:pPr>
+      <w:r>
+        <w:rPr>
+          <w:rFonts w:ascii="Arial" w:hAnsi="Arial"/>
+          <w:sz w:val="24"/>
+          <w:szCs w:val="24"/>
+        </w:rPr>
+      </w:r>
+    </w:p>
+    <w:p>
+      <w:pPr>
+        <w:pStyle w:val="Normal"/>
+        <w:bidi w:val="0"/>
+        <w:spacing w:before="0" w:after="57"/>
+        <w:jc w:val="left"/>
+        <w:rPr>
+          <w:rFonts w:ascii="Arial" w:hAnsi="Arial"/>
+          <w:b/>
+          <w:bCs/>
+          <w:sz w:val="24"/>
+          <w:szCs w:val="24"/>
+        </w:rPr>
+      </w:pPr>
+      <w:r>
+        <w:rPr>
+          <w:rFonts w:ascii="Arial" w:hAnsi="Arial"/>
+          <w:b/>
+          <w:bCs/>
+          <w:sz w:val="24"/>
+          <w:szCs w:val="24"/>
+        </w:rPr>
+        <w:t>RF13 — ALTERAR BANCO</w:t>
       </w:r>
     </w:p>
     <w:p>
@@ -848,113 +1181,73 @@
           <w:sz w:val="24"/>
           <w:szCs w:val="24"/>
         </w:rPr>
-        <w:t>RF10 — BUSCAR BANCO</w:t>
-      </w:r>
-    </w:p>
-    <w:p>
-      <w:pPr>
-        <w:pStyle w:val="Normal"/>
-        <w:bidi w:val="0"/>
-        <w:spacing w:before="0" w:after="57"/>
-        <w:jc w:val="left"/>
-        <w:rPr>
-          <w:rFonts w:ascii="Arial" w:hAnsi="Arial"/>
-          <w:sz w:val="24"/>
-          <w:szCs w:val="24"/>
-        </w:rPr>
-      </w:pPr>
-      <w:r>
-        <w:rPr>
-          <w:rFonts w:ascii="Arial" w:hAnsi="Arial"/>
-          <w:sz w:val="24"/>
-          <w:szCs w:val="24"/>
-        </w:rPr>
-        <w:t>O sistema deve permitir buscar os bancos usando como critério: código ou nome. Caso nenhum critério seja informado, a busca deve retornar todos os bancos. A busca deve retornar código do banco e nome curto apresentados em forma de tabela.</w:t>
-      </w:r>
-    </w:p>
-    <w:p>
-      <w:pPr>
-        <w:pStyle w:val="Normal"/>
-        <w:bidi w:val="0"/>
-        <w:spacing w:before="0" w:after="57"/>
-        <w:jc w:val="left"/>
-        <w:rPr>
-          <w:rFonts w:ascii="Arial" w:hAnsi="Arial"/>
-          <w:sz w:val="24"/>
-          <w:szCs w:val="24"/>
-        </w:rPr>
-      </w:pPr>
-      <w:r>
-        <w:rPr>
-          <w:rFonts w:ascii="Arial" w:hAnsi="Arial"/>
-          <w:sz w:val="24"/>
-          <w:szCs w:val="24"/>
-        </w:rPr>
-      </w:r>
-    </w:p>
-    <w:p>
-      <w:pPr>
-        <w:pStyle w:val="Normal"/>
-        <w:bidi w:val="0"/>
-        <w:spacing w:before="0" w:after="57"/>
-        <w:jc w:val="left"/>
-        <w:rPr>
-          <w:rFonts w:ascii="Arial" w:hAnsi="Arial"/>
-          <w:sz w:val="24"/>
-          <w:szCs w:val="24"/>
-        </w:rPr>
-      </w:pPr>
-      <w:r>
-        <w:rPr>
-          <w:rFonts w:ascii="Arial" w:hAnsi="Arial"/>
-          <w:sz w:val="24"/>
-          <w:szCs w:val="24"/>
-        </w:rPr>
-      </w:r>
-    </w:p>
-    <w:p>
-      <w:pPr>
-        <w:pStyle w:val="Normal"/>
-        <w:bidi w:val="0"/>
-        <w:spacing w:before="0" w:after="57"/>
-        <w:jc w:val="left"/>
-        <w:rPr>
-          <w:rFonts w:ascii="Arial" w:hAnsi="Arial"/>
-          <w:sz w:val="24"/>
-          <w:szCs w:val="24"/>
-        </w:rPr>
-      </w:pPr>
-      <w:r>
-        <w:rPr>
-          <w:rFonts w:ascii="Arial" w:hAnsi="Arial"/>
-          <w:sz w:val="24"/>
-          <w:szCs w:val="24"/>
-        </w:rPr>
-      </w:r>
-    </w:p>
-    <w:p>
-      <w:pPr>
-        <w:pStyle w:val="Normal"/>
-        <w:bidi w:val="0"/>
-        <w:spacing w:before="0" w:after="57"/>
-        <w:jc w:val="left"/>
-        <w:rPr>
-          <w:rFonts w:ascii="Arial" w:hAnsi="Arial"/>
-          <w:b/>
-          <w:bCs/>
-          <w:sz w:val="24"/>
-          <w:szCs w:val="24"/>
-        </w:rPr>
-      </w:pPr>
-      <w:r>
-        <w:rPr>
-          <w:rFonts w:ascii="Arial" w:hAnsi="Arial"/>
-          <w:b/>
-          <w:bCs/>
-          <w:sz w:val="24"/>
-          <w:szCs w:val="24"/>
-        </w:rPr>
-        <w:t>RF11 — CADASTRAR PROPOSTA</w:t>
+        <w:t>RF14 — BUSCAR BANCO</w:t>
+      </w:r>
+    </w:p>
+    <w:p>
+      <w:pPr>
+        <w:pStyle w:val="Normal"/>
+        <w:bidi w:val="0"/>
+        <w:spacing w:before="0" w:after="57"/>
+        <w:jc w:val="left"/>
+        <w:rPr>
+          <w:rFonts w:ascii="Arial" w:hAnsi="Arial"/>
+          <w:sz w:val="24"/>
+          <w:szCs w:val="24"/>
+        </w:rPr>
+      </w:pPr>
+      <w:r>
+        <w:rPr>
+          <w:rFonts w:ascii="Arial" w:hAnsi="Arial"/>
+          <w:sz w:val="24"/>
+          <w:szCs w:val="24"/>
+        </w:rPr>
+        <w:t>O sistema deve permitir buscar os bancos usando como critério: código ou nome. Caso nenhum critério seja informado, a busca deve retornar todos os bancos. A busca deve retornar código do banco e nome do banco.</w:t>
+      </w:r>
+    </w:p>
+    <w:p>
+      <w:pPr>
+        <w:pStyle w:val="Normal"/>
+        <w:bidi w:val="0"/>
+        <w:spacing w:before="0" w:after="57"/>
+        <w:jc w:val="left"/>
+        <w:rPr>
+          <w:rFonts w:ascii="Arial" w:hAnsi="Arial"/>
+          <w:sz w:val="24"/>
+          <w:szCs w:val="24"/>
+        </w:rPr>
+      </w:pPr>
+      <w:r>
+        <w:rPr>
+          <w:rFonts w:ascii="Arial" w:hAnsi="Arial"/>
+          <w:sz w:val="24"/>
+          <w:szCs w:val="24"/>
+        </w:rPr>
+      </w:r>
+    </w:p>
+    <w:p>
+      <w:pPr>
+        <w:pStyle w:val="Normal"/>
+        <w:bidi w:val="0"/>
+        <w:spacing w:before="0" w:after="57"/>
+        <w:jc w:val="left"/>
+        <w:rPr>
+          <w:rFonts w:ascii="Arial" w:hAnsi="Arial"/>
+          <w:b/>
+          <w:bCs/>
+          <w:sz w:val="24"/>
+          <w:szCs w:val="24"/>
+        </w:rPr>
+      </w:pPr>
+      <w:r>
+        <w:rPr>
+          <w:rFonts w:ascii="Arial" w:hAnsi="Arial"/>
+          <w:b/>
+          <w:bCs/>
+          <w:sz w:val="24"/>
+          <w:szCs w:val="24"/>
+        </w:rPr>
+        <w:t>RF15 — CADASTRAR PROPOSTA</w:t>
       </w:r>
     </w:p>
     <w:p>
@@ -1032,163 +1325,163 @@
           <w:sz w:val="24"/>
           <w:szCs w:val="24"/>
         </w:rPr>
-        <w:t>RF12 — ALTERAR PROPOSTA</w:t>
-      </w:r>
-    </w:p>
-    <w:p>
-      <w:pPr>
-        <w:pStyle w:val="Contedodatabela"/>
-        <w:widowControl w:val="false"/>
-        <w:bidi w:val="0"/>
-        <w:spacing w:before="0" w:after="57"/>
-        <w:jc w:val="left"/>
-        <w:rPr>
-          <w:rFonts w:ascii="Arial" w:hAnsi="Arial"/>
-          <w:sz w:val="24"/>
-          <w:szCs w:val="24"/>
-        </w:rPr>
-      </w:pPr>
-      <w:r>
-        <w:rPr>
-          <w:rFonts w:ascii="Arial" w:hAnsi="Arial"/>
-          <w:b w:val="false"/>
-          <w:bCs w:val="false"/>
-          <w:i w:val="false"/>
-          <w:iCs w:val="false"/>
-          <w:strike w:val="false"/>
-          <w:dstrike w:val="false"/>
-          <w:outline w:val="false"/>
-          <w:shadow w:val="false"/>
-          <w:color w:val="000000"/>
-          <w:sz w:val="24"/>
-          <w:szCs w:val="24"/>
-          <w:u w:val="none"/>
-        </w:rPr>
-        <w:t>O sistema deve permitir alterar valor, funcionário responsável, banco, cliente e data de pagamento das propostas.</w:t>
-      </w:r>
-    </w:p>
-    <w:p>
-      <w:pPr>
-        <w:pStyle w:val="Contedodatabela"/>
-        <w:widowControl w:val="false"/>
-        <w:bidi w:val="0"/>
-        <w:spacing w:before="0" w:after="57"/>
-        <w:jc w:val="left"/>
-        <w:rPr>
-          <w:rFonts w:ascii="Arial" w:hAnsi="Arial"/>
-          <w:sz w:val="24"/>
-          <w:szCs w:val="24"/>
-        </w:rPr>
-      </w:pPr>
-      <w:r>
-        <w:rPr>
-          <w:rFonts w:ascii="Arial" w:hAnsi="Arial"/>
-          <w:sz w:val="24"/>
-          <w:szCs w:val="24"/>
-        </w:rPr>
-      </w:r>
-    </w:p>
-    <w:p>
-      <w:pPr>
-        <w:pStyle w:val="Normal"/>
-        <w:bidi w:val="0"/>
-        <w:spacing w:before="0" w:after="57"/>
-        <w:jc w:val="left"/>
-        <w:rPr>
-          <w:rFonts w:ascii="Arial" w:hAnsi="Arial"/>
-          <w:b/>
-          <w:bCs/>
-          <w:sz w:val="24"/>
-          <w:szCs w:val="24"/>
-        </w:rPr>
-      </w:pPr>
-      <w:r>
-        <w:rPr>
-          <w:rFonts w:ascii="Arial" w:hAnsi="Arial"/>
-          <w:b/>
-          <w:bCs/>
-          <w:sz w:val="24"/>
-          <w:szCs w:val="24"/>
-        </w:rPr>
-        <w:t>RF13 — BUSCAR PROPOSTA</w:t>
-      </w:r>
-    </w:p>
-    <w:p>
-      <w:pPr>
-        <w:pStyle w:val="Contedodatabela"/>
-        <w:widowControl w:val="false"/>
-        <w:bidi w:val="0"/>
-        <w:spacing w:before="0" w:after="57"/>
-        <w:jc w:val="left"/>
-        <w:rPr>
-          <w:rFonts w:ascii="Arial" w:hAnsi="Arial"/>
-          <w:sz w:val="24"/>
-          <w:szCs w:val="24"/>
-        </w:rPr>
-      </w:pPr>
-      <w:r>
-        <w:rPr>
-          <w:rFonts w:ascii="Arial" w:hAnsi="Arial"/>
-          <w:b w:val="false"/>
-          <w:bCs w:val="false"/>
-          <w:i w:val="false"/>
-          <w:iCs w:val="false"/>
-          <w:strike w:val="false"/>
-          <w:dstrike w:val="false"/>
-          <w:outline w:val="false"/>
-          <w:shadow w:val="false"/>
-          <w:color w:val="000000"/>
-          <w:sz w:val="24"/>
-          <w:szCs w:val="24"/>
-          <w:u w:val="none"/>
-        </w:rPr>
-        <w:t>O sistema deve permitir buscar as propostas usando como critério opcionais: código da proposta, nome do funcionário responsável e código do banco. A busca deve ter como critério obrigatório um intervalo de duas datas que deve ser referente à data de geração ou data de pagamento. Caso o código da proposta seja informado, as datas devem ser ignoradas na busca. A busca deve retornar código da proposta, valor, data de geração, data de pagamento, status, nome do funcionário, nome do banco, CPF do cliente e nome do cliente apresentados em uma tabela.</w:t>
-      </w:r>
-    </w:p>
-    <w:p>
-      <w:pPr>
-        <w:pStyle w:val="Contedodatabela"/>
-        <w:widowControl w:val="false"/>
-        <w:bidi w:val="0"/>
-        <w:spacing w:before="0" w:after="57"/>
-        <w:jc w:val="left"/>
-        <w:rPr>
-          <w:rFonts w:ascii="Arial" w:hAnsi="Arial"/>
-          <w:sz w:val="24"/>
-          <w:szCs w:val="24"/>
-        </w:rPr>
-      </w:pPr>
-      <w:r>
-        <w:rPr>
-          <w:rFonts w:ascii="Arial" w:hAnsi="Arial"/>
-          <w:sz w:val="24"/>
-          <w:szCs w:val="24"/>
-        </w:rPr>
-      </w:r>
-    </w:p>
-    <w:p>
-      <w:pPr>
-        <w:pStyle w:val="Normal"/>
-        <w:bidi w:val="0"/>
-        <w:spacing w:before="0" w:after="57"/>
-        <w:jc w:val="left"/>
-        <w:rPr>
-          <w:rFonts w:ascii="Arial" w:hAnsi="Arial"/>
-          <w:b/>
-          <w:bCs/>
-          <w:sz w:val="24"/>
-          <w:szCs w:val="24"/>
-        </w:rPr>
-      </w:pPr>
-      <w:r>
-        <w:rPr>
-          <w:rFonts w:ascii="Arial" w:hAnsi="Arial"/>
-          <w:b/>
-          <w:bCs/>
-          <w:sz w:val="24"/>
-          <w:szCs w:val="24"/>
-        </w:rPr>
-        <w:t>RF14 — CADASTRAR CLIENTE</w:t>
+        <w:t>RF16 — ALTERAR PROPOSTA</w:t>
+      </w:r>
+    </w:p>
+    <w:p>
+      <w:pPr>
+        <w:pStyle w:val="Contedodatabela"/>
+        <w:widowControl w:val="false"/>
+        <w:bidi w:val="0"/>
+        <w:spacing w:before="0" w:after="57"/>
+        <w:jc w:val="left"/>
+        <w:rPr>
+          <w:rFonts w:ascii="Arial" w:hAnsi="Arial"/>
+          <w:sz w:val="24"/>
+          <w:szCs w:val="24"/>
+        </w:rPr>
+      </w:pPr>
+      <w:r>
+        <w:rPr>
+          <w:rFonts w:ascii="Arial" w:hAnsi="Arial"/>
+          <w:b w:val="false"/>
+          <w:bCs w:val="false"/>
+          <w:i w:val="false"/>
+          <w:iCs w:val="false"/>
+          <w:strike w:val="false"/>
+          <w:dstrike w:val="false"/>
+          <w:outline w:val="false"/>
+          <w:shadow w:val="false"/>
+          <w:color w:val="000000"/>
+          <w:sz w:val="24"/>
+          <w:szCs w:val="24"/>
+          <w:u w:val="none"/>
+        </w:rPr>
+        <w:t>O sistema deve permitir alterar código, valor, data de geração e data de pagamento das propostas.</w:t>
+      </w:r>
+    </w:p>
+    <w:p>
+      <w:pPr>
+        <w:pStyle w:val="Contedodatabela"/>
+        <w:widowControl w:val="false"/>
+        <w:bidi w:val="0"/>
+        <w:spacing w:before="0" w:after="57"/>
+        <w:jc w:val="left"/>
+        <w:rPr>
+          <w:rFonts w:ascii="Arial" w:hAnsi="Arial"/>
+          <w:sz w:val="24"/>
+          <w:szCs w:val="24"/>
+        </w:rPr>
+      </w:pPr>
+      <w:r>
+        <w:rPr>
+          <w:rFonts w:ascii="Arial" w:hAnsi="Arial"/>
+          <w:sz w:val="24"/>
+          <w:szCs w:val="24"/>
+        </w:rPr>
+      </w:r>
+    </w:p>
+    <w:p>
+      <w:pPr>
+        <w:pStyle w:val="Normal"/>
+        <w:bidi w:val="0"/>
+        <w:spacing w:before="0" w:after="57"/>
+        <w:jc w:val="left"/>
+        <w:rPr>
+          <w:rFonts w:ascii="Arial" w:hAnsi="Arial"/>
+          <w:b/>
+          <w:bCs/>
+          <w:sz w:val="24"/>
+          <w:szCs w:val="24"/>
+        </w:rPr>
+      </w:pPr>
+      <w:r>
+        <w:rPr>
+          <w:rFonts w:ascii="Arial" w:hAnsi="Arial"/>
+          <w:b/>
+          <w:bCs/>
+          <w:sz w:val="24"/>
+          <w:szCs w:val="24"/>
+        </w:rPr>
+        <w:t>RF17 — BUSCAR PROPOSTA</w:t>
+      </w:r>
+    </w:p>
+    <w:p>
+      <w:pPr>
+        <w:pStyle w:val="Contedodatabela"/>
+        <w:widowControl w:val="false"/>
+        <w:bidi w:val="0"/>
+        <w:spacing w:before="0" w:after="57"/>
+        <w:jc w:val="left"/>
+        <w:rPr>
+          <w:rFonts w:ascii="Arial" w:hAnsi="Arial"/>
+          <w:sz w:val="24"/>
+          <w:szCs w:val="24"/>
+        </w:rPr>
+      </w:pPr>
+      <w:r>
+        <w:rPr>
+          <w:rFonts w:ascii="Arial" w:hAnsi="Arial"/>
+          <w:b w:val="false"/>
+          <w:bCs w:val="false"/>
+          <w:i w:val="false"/>
+          <w:iCs w:val="false"/>
+          <w:strike w:val="false"/>
+          <w:dstrike w:val="false"/>
+          <w:outline w:val="false"/>
+          <w:shadow w:val="false"/>
+          <w:color w:val="000000"/>
+          <w:sz w:val="24"/>
+          <w:szCs w:val="24"/>
+          <w:u w:val="none"/>
+        </w:rPr>
+        <w:t>O sistema deve permitir buscar as propostas usando como critério opcionais: código da proposta, nome do funcionário responsável e código do banco. A busca deve ter como critério obrigatório um intervalo de duas datas que deve ser referente à data de geração ou data de pagamento. Caso o código da proposta seja informado, as datas devem ser ignoradas na busca. A busca deve retornar código da proposta, valor, data de geração, data de pagamento, status, nome do funcionário, nome do banco, CPF do cliente e nome do cliente.</w:t>
+      </w:r>
+    </w:p>
+    <w:p>
+      <w:pPr>
+        <w:pStyle w:val="Contedodatabela"/>
+        <w:widowControl w:val="false"/>
+        <w:bidi w:val="0"/>
+        <w:spacing w:before="0" w:after="57"/>
+        <w:jc w:val="left"/>
+        <w:rPr>
+          <w:rFonts w:ascii="Arial" w:hAnsi="Arial"/>
+          <w:sz w:val="24"/>
+          <w:szCs w:val="24"/>
+        </w:rPr>
+      </w:pPr>
+      <w:r>
+        <w:rPr>
+          <w:rFonts w:ascii="Arial" w:hAnsi="Arial"/>
+          <w:sz w:val="24"/>
+          <w:szCs w:val="24"/>
+        </w:rPr>
+      </w:r>
+    </w:p>
+    <w:p>
+      <w:pPr>
+        <w:pStyle w:val="Normal"/>
+        <w:bidi w:val="0"/>
+        <w:spacing w:before="0" w:after="57"/>
+        <w:jc w:val="left"/>
+        <w:rPr>
+          <w:rFonts w:ascii="Arial" w:hAnsi="Arial"/>
+          <w:b/>
+          <w:bCs/>
+          <w:sz w:val="24"/>
+          <w:szCs w:val="24"/>
+        </w:rPr>
+      </w:pPr>
+      <w:r>
+        <w:rPr>
+          <w:rFonts w:ascii="Arial" w:hAnsi="Arial"/>
+          <w:b/>
+          <w:bCs/>
+          <w:sz w:val="24"/>
+          <w:szCs w:val="24"/>
+        </w:rPr>
+        <w:t>RF18 — CADASTRAR CLIENTE</w:t>
       </w:r>
     </w:p>
     <w:p>
@@ -1266,372 +1559,273 @@
           <w:sz w:val="24"/>
           <w:szCs w:val="24"/>
         </w:rPr>
-        <w:t>RF15 — ALTERAR CLIENTE</w:t>
-      </w:r>
-    </w:p>
-    <w:p>
-      <w:pPr>
-        <w:pStyle w:val="Contedodatabela"/>
-        <w:widowControl w:val="false"/>
-        <w:bidi w:val="0"/>
-        <w:spacing w:before="0" w:after="57"/>
-        <w:jc w:val="left"/>
-        <w:rPr>
-          <w:rFonts w:ascii="Arial" w:hAnsi="Arial"/>
-          <w:sz w:val="24"/>
-          <w:szCs w:val="24"/>
-        </w:rPr>
-      </w:pPr>
-      <w:r>
-        <w:rPr>
-          <w:rFonts w:ascii="Arial" w:hAnsi="Arial"/>
-          <w:b w:val="false"/>
-          <w:bCs w:val="false"/>
-          <w:i w:val="false"/>
-          <w:iCs w:val="false"/>
-          <w:strike w:val="false"/>
-          <w:dstrike w:val="false"/>
-          <w:outline w:val="false"/>
-          <w:shadow w:val="false"/>
-          <w:color w:val="000000"/>
-          <w:sz w:val="24"/>
-          <w:szCs w:val="24"/>
-          <w:u w:val="none"/>
-        </w:rPr>
-        <w:t>O sistema deve permitir alterar nome, telefone e data de nascimento dos clientes.</w:t>
-      </w:r>
-    </w:p>
-    <w:p>
-      <w:pPr>
-        <w:pStyle w:val="Contedodatabela"/>
-        <w:widowControl w:val="false"/>
-        <w:bidi w:val="0"/>
-        <w:spacing w:before="0" w:after="57"/>
-        <w:jc w:val="left"/>
-        <w:rPr>
-          <w:rFonts w:ascii="Arial" w:hAnsi="Arial"/>
-          <w:sz w:val="24"/>
-          <w:szCs w:val="24"/>
-        </w:rPr>
-      </w:pPr>
-      <w:r>
-        <w:rPr>
-          <w:rFonts w:ascii="Arial" w:hAnsi="Arial"/>
-          <w:sz w:val="24"/>
-          <w:szCs w:val="24"/>
-        </w:rPr>
-      </w:r>
-    </w:p>
-    <w:p>
-      <w:pPr>
-        <w:pStyle w:val="Normal"/>
-        <w:bidi w:val="0"/>
-        <w:spacing w:before="0" w:after="57"/>
-        <w:jc w:val="left"/>
-        <w:rPr>
-          <w:rFonts w:ascii="Arial" w:hAnsi="Arial"/>
-          <w:b/>
-          <w:bCs/>
-          <w:sz w:val="24"/>
-          <w:szCs w:val="24"/>
-        </w:rPr>
-      </w:pPr>
-      <w:r>
-        <w:rPr>
-          <w:rFonts w:ascii="Arial" w:hAnsi="Arial"/>
-          <w:b/>
-          <w:bCs/>
-          <w:sz w:val="24"/>
-          <w:szCs w:val="24"/>
-        </w:rPr>
-        <w:t>RF16 — BUSCAR CLIENTE</w:t>
-      </w:r>
-    </w:p>
-    <w:p>
-      <w:pPr>
-        <w:pStyle w:val="Contedodatabela"/>
-        <w:widowControl w:val="false"/>
-        <w:bidi w:val="0"/>
-        <w:spacing w:before="0" w:after="57"/>
-        <w:jc w:val="left"/>
-        <w:rPr>
-          <w:rFonts w:ascii="Arial" w:hAnsi="Arial"/>
-          <w:sz w:val="24"/>
-          <w:szCs w:val="24"/>
-        </w:rPr>
-      </w:pPr>
-      <w:r>
-        <w:rPr>
-          <w:rFonts w:ascii="Arial" w:hAnsi="Arial"/>
-          <w:b w:val="false"/>
-          <w:bCs w:val="false"/>
-          <w:i w:val="false"/>
-          <w:iCs w:val="false"/>
-          <w:strike w:val="false"/>
-          <w:dstrike w:val="false"/>
-          <w:outline w:val="false"/>
-          <w:shadow w:val="false"/>
-          <w:color w:val="000000"/>
-          <w:sz w:val="24"/>
-          <w:szCs w:val="24"/>
-          <w:u w:val="none"/>
-        </w:rPr>
-        <w:t>O sistema deve permitir buscar clientes com os critérios: CPF, nome ou telefone. Caso nenhum critério seja informado, a busca deve retornar todos os clientes. A busca deve retornar CPF, nome, telefone e data de nascimento apresentados em forma de tabela.</w:t>
-      </w:r>
-    </w:p>
-    <w:p>
-      <w:pPr>
-        <w:pStyle w:val="Contedodatabela"/>
-        <w:widowControl w:val="false"/>
-        <w:bidi w:val="0"/>
-        <w:spacing w:before="0" w:after="57"/>
-        <w:jc w:val="left"/>
-        <w:rPr>
-          <w:rFonts w:ascii="Arial" w:hAnsi="Arial"/>
-          <w:sz w:val="24"/>
-          <w:szCs w:val="24"/>
-        </w:rPr>
-      </w:pPr>
-      <w:r>
-        <w:rPr>
-          <w:rFonts w:ascii="Arial" w:hAnsi="Arial"/>
-          <w:sz w:val="24"/>
-          <w:szCs w:val="24"/>
-        </w:rPr>
-      </w:r>
-    </w:p>
-    <w:p>
-      <w:pPr>
-        <w:pStyle w:val="Normal"/>
-        <w:bidi w:val="0"/>
-        <w:spacing w:before="0" w:after="57"/>
-        <w:jc w:val="left"/>
-        <w:rPr>
-          <w:rFonts w:ascii="Arial" w:hAnsi="Arial"/>
-          <w:b/>
-          <w:bCs/>
-          <w:sz w:val="24"/>
-          <w:szCs w:val="24"/>
-        </w:rPr>
-      </w:pPr>
-      <w:r>
-        <w:rPr>
-          <w:rFonts w:ascii="Arial" w:hAnsi="Arial"/>
-          <w:b/>
-          <w:bCs/>
-          <w:sz w:val="24"/>
-          <w:szCs w:val="24"/>
-        </w:rPr>
-        <w:t>RF17 — CADASTRO E LOCALIZAÇÃO CLIENTES DURANTE O CADASTRO DE PROPOSTAS</w:t>
-      </w:r>
-    </w:p>
-    <w:p>
-      <w:pPr>
-        <w:pStyle w:val="Contedodatabela"/>
-        <w:widowControl w:val="false"/>
-        <w:bidi w:val="0"/>
-        <w:spacing w:before="0" w:after="57"/>
-        <w:jc w:val="left"/>
-        <w:rPr>
-          <w:rFonts w:ascii="Arial" w:hAnsi="Arial"/>
-          <w:sz w:val="24"/>
-          <w:szCs w:val="24"/>
-        </w:rPr>
-      </w:pPr>
-      <w:r>
-        <w:rPr>
-          <w:rFonts w:ascii="Arial" w:hAnsi="Arial"/>
-          <w:b w:val="false"/>
-          <w:bCs w:val="false"/>
-          <w:i w:val="false"/>
-          <w:iCs w:val="false"/>
-          <w:strike w:val="false"/>
-          <w:dstrike w:val="false"/>
-          <w:outline w:val="false"/>
-          <w:shadow w:val="false"/>
-          <w:color w:val="000000"/>
-          <w:sz w:val="24"/>
-          <w:szCs w:val="24"/>
-          <w:u w:val="none"/>
-        </w:rPr>
-        <w:t>Durante o cadastro de uma proposta, o sistema deverá apresentar, na mesma tela, um campo de verificação de CPF do cliente. Se o CPF informado corresponder a um cliente existente, o sistema deverá preencher automaticamente os campos do cliente com os dados já cadastrados. Se o CPF informado estiver cadastrado, o sistema deverá apresentar, na mesma tela, os campos obrigatórios para o cadastro do cliente, conforme definido no RF14. Essa abordagem tem o objetivo de agilizar o trabalho do usuário ao evitar excessivas trocas de tela entre cadastro de propostas e cadastro de clientes.</w:t>
-      </w:r>
-    </w:p>
-    <w:p>
-      <w:pPr>
-        <w:pStyle w:val="Contedodatabela"/>
-        <w:widowControl w:val="false"/>
-        <w:bidi w:val="0"/>
-        <w:spacing w:before="0" w:after="57"/>
-        <w:jc w:val="left"/>
-        <w:rPr>
-          <w:rFonts w:ascii="Arial" w:hAnsi="Arial"/>
-          <w:sz w:val="24"/>
-          <w:szCs w:val="24"/>
-        </w:rPr>
-      </w:pPr>
-      <w:r>
-        <w:rPr>
-          <w:rFonts w:ascii="Arial" w:hAnsi="Arial"/>
-          <w:sz w:val="24"/>
-          <w:szCs w:val="24"/>
-        </w:rPr>
-      </w:r>
-    </w:p>
-    <w:p>
-      <w:pPr>
-        <w:pStyle w:val="Normal"/>
-        <w:bidi w:val="0"/>
-        <w:spacing w:before="0" w:after="57"/>
-        <w:jc w:val="left"/>
-        <w:rPr>
-          <w:rFonts w:ascii="Arial" w:hAnsi="Arial"/>
-          <w:b/>
-          <w:bCs/>
-          <w:sz w:val="24"/>
-          <w:szCs w:val="24"/>
-        </w:rPr>
-      </w:pPr>
-      <w:r>
-        <w:rPr>
-          <w:rFonts w:ascii="Arial" w:hAnsi="Arial"/>
-          <w:b/>
-          <w:bCs/>
-          <w:sz w:val="24"/>
-          <w:szCs w:val="24"/>
-        </w:rPr>
-        <w:t>RF18 — EXPORTAR PARA CSV</w:t>
-      </w:r>
-    </w:p>
-    <w:p>
-      <w:pPr>
-        <w:pStyle w:val="Contedodatabela"/>
-        <w:widowControl w:val="false"/>
-        <w:bidi w:val="0"/>
-        <w:spacing w:before="0" w:after="57"/>
-        <w:jc w:val="left"/>
-        <w:rPr>
-          <w:rFonts w:ascii="Arial" w:hAnsi="Arial"/>
-          <w:sz w:val="24"/>
-          <w:szCs w:val="24"/>
-        </w:rPr>
-      </w:pPr>
-      <w:r>
-        <w:rPr>
-          <w:rFonts w:ascii="Arial" w:hAnsi="Arial"/>
-          <w:b w:val="false"/>
-          <w:bCs w:val="false"/>
-          <w:i w:val="false"/>
-          <w:iCs w:val="false"/>
-          <w:strike w:val="false"/>
-          <w:dstrike w:val="false"/>
-          <w:outline w:val="false"/>
-          <w:shadow w:val="false"/>
-          <w:color w:val="000000"/>
-          <w:sz w:val="24"/>
-          <w:szCs w:val="24"/>
-          <w:u w:val="none"/>
-        </w:rPr>
-        <w:t>Para cada busca realizada conforme os requisitos RF03, RF06, RF10, RF13 e RF16, o usuário pode optar por exportar os resultados para um arquivo CSV que será baixado pelo computador do usuário.</w:t>
-      </w:r>
-    </w:p>
-    <w:p>
-      <w:pPr>
-        <w:pStyle w:val="Contedodatabela"/>
-        <w:widowControl w:val="false"/>
-        <w:bidi w:val="0"/>
-        <w:spacing w:before="0" w:after="57"/>
-        <w:jc w:val="left"/>
-        <w:rPr>
-          <w:rFonts w:ascii="Arial" w:hAnsi="Arial"/>
-          <w:sz w:val="24"/>
-          <w:szCs w:val="24"/>
-        </w:rPr>
-      </w:pPr>
-      <w:r>
-        <w:rPr>
-          <w:rFonts w:ascii="Arial" w:hAnsi="Arial"/>
-          <w:sz w:val="24"/>
-          <w:szCs w:val="24"/>
-        </w:rPr>
-      </w:r>
-    </w:p>
-    <w:p>
-      <w:pPr>
-        <w:pStyle w:val="Contedodatabela"/>
-        <w:widowControl w:val="false"/>
-        <w:bidi w:val="0"/>
-        <w:spacing w:before="0" w:after="57"/>
-        <w:jc w:val="left"/>
-        <w:rPr>
-          <w:rFonts w:ascii="Arial" w:hAnsi="Arial"/>
-          <w:sz w:val="24"/>
-          <w:szCs w:val="24"/>
-        </w:rPr>
-      </w:pPr>
-      <w:r>
-        <w:rPr>
-          <w:rFonts w:ascii="Arial" w:hAnsi="Arial"/>
-          <w:sz w:val="24"/>
-          <w:szCs w:val="24"/>
-        </w:rPr>
-      </w:r>
-    </w:p>
-    <w:p>
-      <w:pPr>
-        <w:pStyle w:val="Normal"/>
-        <w:bidi w:val="0"/>
-        <w:spacing w:before="0" w:after="57"/>
-        <w:jc w:val="left"/>
-        <w:rPr>
-          <w:rFonts w:ascii="Arial" w:hAnsi="Arial"/>
-          <w:b/>
-          <w:bCs/>
-          <w:sz w:val="24"/>
-          <w:szCs w:val="24"/>
-        </w:rPr>
-      </w:pPr>
-      <w:r>
-        <w:rPr>
-          <w:rFonts w:ascii="Arial" w:hAnsi="Arial"/>
-          <w:b/>
-          <w:bCs/>
-          <w:sz w:val="24"/>
-          <w:szCs w:val="24"/>
-        </w:rPr>
-        <w:t>RF19 — GERAR RELATÓRIO DE RESULTADOS DO DIA</w:t>
-      </w:r>
-    </w:p>
-    <w:p>
-      <w:pPr>
-        <w:pStyle w:val="Contedodatabela"/>
-        <w:widowControl w:val="false"/>
-        <w:bidi w:val="0"/>
-        <w:spacing w:before="0" w:after="57"/>
-        <w:jc w:val="left"/>
-        <w:rPr>
-          <w:rFonts w:ascii="Arial" w:hAnsi="Arial"/>
-          <w:sz w:val="24"/>
-          <w:szCs w:val="24"/>
-        </w:rPr>
-      </w:pPr>
-      <w:r>
-        <w:rPr>
-          <w:rFonts w:ascii="Arial" w:hAnsi="Arial"/>
-          <w:b w:val="false"/>
-          <w:bCs w:val="false"/>
-          <w:i w:val="false"/>
-          <w:iCs w:val="false"/>
-          <w:strike w:val="false"/>
-          <w:dstrike w:val="false"/>
-          <w:outline w:val="false"/>
-          <w:shadow w:val="false"/>
-          <w:color w:val="000000"/>
-          <w:sz w:val="24"/>
-          <w:szCs w:val="24"/>
-          <w:u w:val="none"/>
-        </w:rPr>
-        <w:t>O sistema deve apresentar uma listagem de valores negociados por consultor. Deve apresentar nome do consultor, quantidade de propostas cadastradas no dia, soma dos valores de propostas com status GERADA no dia, soma dos valores de propostas com status CONTRATADA no dia, soma dos valores de propostas com status CONTRATADA no mês e tendência de resultado mensal. A tendência deve ser calculada como: soma de propostas contratadas no mês dividido pela quantidade de dias decorridos do mês e multiplicado pela quantidade total de dias do mês.</w:t>
+        <w:t>RF19 — ALTERAR CLIENTE</w:t>
+      </w:r>
+    </w:p>
+    <w:p>
+      <w:pPr>
+        <w:pStyle w:val="Contedodatabela"/>
+        <w:widowControl w:val="false"/>
+        <w:bidi w:val="0"/>
+        <w:spacing w:before="0" w:after="57"/>
+        <w:jc w:val="left"/>
+        <w:rPr>
+          <w:rFonts w:ascii="Arial" w:hAnsi="Arial"/>
+          <w:sz w:val="24"/>
+          <w:szCs w:val="24"/>
+        </w:rPr>
+      </w:pPr>
+      <w:r>
+        <w:rPr>
+          <w:rFonts w:ascii="Arial" w:hAnsi="Arial"/>
+          <w:b w:val="false"/>
+          <w:bCs w:val="false"/>
+          <w:i w:val="false"/>
+          <w:iCs w:val="false"/>
+          <w:strike w:val="false"/>
+          <w:dstrike w:val="false"/>
+          <w:outline w:val="false"/>
+          <w:shadow w:val="false"/>
+          <w:color w:val="000000"/>
+          <w:sz w:val="24"/>
+          <w:szCs w:val="24"/>
+          <w:u w:val="none"/>
+        </w:rPr>
+        <w:t>O sistema deve permitir alterar CPF, nome, telefone e data de nascimento dos clientes.</w:t>
+      </w:r>
+    </w:p>
+    <w:p>
+      <w:pPr>
+        <w:pStyle w:val="Contedodatabela"/>
+        <w:widowControl w:val="false"/>
+        <w:bidi w:val="0"/>
+        <w:spacing w:before="0" w:after="57"/>
+        <w:jc w:val="left"/>
+        <w:rPr>
+          <w:rFonts w:ascii="Arial" w:hAnsi="Arial"/>
+          <w:sz w:val="24"/>
+          <w:szCs w:val="24"/>
+        </w:rPr>
+      </w:pPr>
+      <w:r>
+        <w:rPr>
+          <w:rFonts w:ascii="Arial" w:hAnsi="Arial"/>
+          <w:sz w:val="24"/>
+          <w:szCs w:val="24"/>
+        </w:rPr>
+      </w:r>
+    </w:p>
+    <w:p>
+      <w:pPr>
+        <w:pStyle w:val="Normal"/>
+        <w:bidi w:val="0"/>
+        <w:spacing w:before="0" w:after="57"/>
+        <w:jc w:val="left"/>
+        <w:rPr>
+          <w:rFonts w:ascii="Arial" w:hAnsi="Arial"/>
+          <w:b/>
+          <w:bCs/>
+          <w:sz w:val="24"/>
+          <w:szCs w:val="24"/>
+        </w:rPr>
+      </w:pPr>
+      <w:r>
+        <w:rPr>
+          <w:rFonts w:ascii="Arial" w:hAnsi="Arial"/>
+          <w:b/>
+          <w:bCs/>
+          <w:sz w:val="24"/>
+          <w:szCs w:val="24"/>
+        </w:rPr>
+        <w:t>RF20 — BUSCAR CLIENTE</w:t>
+      </w:r>
+    </w:p>
+    <w:p>
+      <w:pPr>
+        <w:pStyle w:val="Contedodatabela"/>
+        <w:widowControl w:val="false"/>
+        <w:bidi w:val="0"/>
+        <w:spacing w:before="0" w:after="57"/>
+        <w:jc w:val="left"/>
+        <w:rPr>
+          <w:rFonts w:ascii="Arial" w:hAnsi="Arial"/>
+          <w:sz w:val="24"/>
+          <w:szCs w:val="24"/>
+        </w:rPr>
+      </w:pPr>
+      <w:r>
+        <w:rPr>
+          <w:rFonts w:ascii="Arial" w:hAnsi="Arial"/>
+          <w:b w:val="false"/>
+          <w:bCs w:val="false"/>
+          <w:i w:val="false"/>
+          <w:iCs w:val="false"/>
+          <w:strike w:val="false"/>
+          <w:dstrike w:val="false"/>
+          <w:outline w:val="false"/>
+          <w:shadow w:val="false"/>
+          <w:color w:val="000000"/>
+          <w:sz w:val="24"/>
+          <w:szCs w:val="24"/>
+          <w:u w:val="none"/>
+        </w:rPr>
+        <w:t>O sistema deve permitir buscar clientes com os critérios: CPF, nome ou telefone. Caso nenhum critério seja informado, a busca deve retornar todos os clientes. A busca deve retornar CPF, nome, telefone e data de nascimento.</w:t>
+      </w:r>
+    </w:p>
+    <w:p>
+      <w:pPr>
+        <w:pStyle w:val="Contedodatabela"/>
+        <w:widowControl w:val="false"/>
+        <w:bidi w:val="0"/>
+        <w:spacing w:before="0" w:after="57"/>
+        <w:jc w:val="left"/>
+        <w:rPr>
+          <w:rFonts w:ascii="Arial" w:hAnsi="Arial"/>
+          <w:sz w:val="24"/>
+          <w:szCs w:val="24"/>
+        </w:rPr>
+      </w:pPr>
+      <w:r>
+        <w:rPr>
+          <w:rFonts w:ascii="Arial" w:hAnsi="Arial"/>
+          <w:sz w:val="24"/>
+          <w:szCs w:val="24"/>
+        </w:rPr>
+      </w:r>
+    </w:p>
+    <w:p>
+      <w:pPr>
+        <w:pStyle w:val="Normal"/>
+        <w:bidi w:val="0"/>
+        <w:spacing w:before="0" w:after="57"/>
+        <w:jc w:val="left"/>
+        <w:rPr>
+          <w:rFonts w:ascii="Arial" w:hAnsi="Arial"/>
+          <w:b/>
+          <w:bCs/>
+          <w:sz w:val="24"/>
+          <w:szCs w:val="24"/>
+        </w:rPr>
+      </w:pPr>
+      <w:r>
+        <w:rPr>
+          <w:rFonts w:ascii="Arial" w:hAnsi="Arial"/>
+          <w:b/>
+          <w:bCs/>
+          <w:sz w:val="24"/>
+          <w:szCs w:val="24"/>
+        </w:rPr>
+        <w:t>RF21 — EXPORTAR PARA CSV</w:t>
+      </w:r>
+    </w:p>
+    <w:p>
+      <w:pPr>
+        <w:pStyle w:val="Contedodatabela"/>
+        <w:widowControl w:val="false"/>
+        <w:bidi w:val="0"/>
+        <w:spacing w:before="0" w:after="57"/>
+        <w:jc w:val="left"/>
+        <w:rPr>
+          <w:rFonts w:ascii="Arial" w:hAnsi="Arial"/>
+          <w:sz w:val="24"/>
+          <w:szCs w:val="24"/>
+        </w:rPr>
+      </w:pPr>
+      <w:r>
+        <w:rPr>
+          <w:rFonts w:ascii="Arial" w:hAnsi="Arial"/>
+          <w:b w:val="false"/>
+          <w:bCs w:val="false"/>
+          <w:i w:val="false"/>
+          <w:iCs w:val="false"/>
+          <w:strike w:val="false"/>
+          <w:dstrike w:val="false"/>
+          <w:outline w:val="false"/>
+          <w:shadow w:val="false"/>
+          <w:color w:val="000000"/>
+          <w:sz w:val="24"/>
+          <w:szCs w:val="24"/>
+          <w:u w:val="none"/>
+        </w:rPr>
+        <w:t>Para cada busca realizada conforme os requisitos RF03, RF06, RF10, RF14, RF17 e RF20, o usuário pode optar por exportar os resultados para um arquivo CSV que será baixado pelo computador do usuário.</w:t>
+      </w:r>
+    </w:p>
+    <w:p>
+      <w:pPr>
+        <w:pStyle w:val="Contedodatabela"/>
+        <w:widowControl w:val="false"/>
+        <w:bidi w:val="0"/>
+        <w:spacing w:before="0" w:after="57"/>
+        <w:jc w:val="left"/>
+        <w:rPr>
+          <w:rFonts w:ascii="Arial" w:hAnsi="Arial"/>
+          <w:sz w:val="24"/>
+          <w:szCs w:val="24"/>
+        </w:rPr>
+      </w:pPr>
+      <w:r>
+        <w:rPr>
+          <w:rFonts w:ascii="Arial" w:hAnsi="Arial"/>
+          <w:sz w:val="24"/>
+          <w:szCs w:val="24"/>
+        </w:rPr>
+      </w:r>
+    </w:p>
+    <w:p>
+      <w:pPr>
+        <w:pStyle w:val="Normal"/>
+        <w:bidi w:val="0"/>
+        <w:spacing w:before="0" w:after="57"/>
+        <w:jc w:val="left"/>
+        <w:rPr>
+          <w:rFonts w:ascii="Arial" w:hAnsi="Arial"/>
+          <w:b/>
+          <w:bCs/>
+          <w:sz w:val="24"/>
+          <w:szCs w:val="24"/>
+        </w:rPr>
+      </w:pPr>
+      <w:r>
+        <w:rPr>
+          <w:rFonts w:ascii="Arial" w:hAnsi="Arial"/>
+          <w:b/>
+          <w:bCs/>
+          <w:sz w:val="24"/>
+          <w:szCs w:val="24"/>
+        </w:rPr>
+        <w:t>RF22 — GERAR RELATÓRIO DE RESULTADOS DO DIA</w:t>
+      </w:r>
+    </w:p>
+    <w:p>
+      <w:pPr>
+        <w:pStyle w:val="Contedodatabela"/>
+        <w:widowControl w:val="false"/>
+        <w:bidi w:val="0"/>
+        <w:spacing w:before="0" w:after="57"/>
+        <w:jc w:val="left"/>
+        <w:rPr>
+          <w:rFonts w:ascii="Arial" w:hAnsi="Arial"/>
+          <w:sz w:val="24"/>
+          <w:szCs w:val="24"/>
+        </w:rPr>
+      </w:pPr>
+      <w:r>
+        <w:rPr>
+          <w:rFonts w:ascii="Arial" w:hAnsi="Arial"/>
+          <w:b w:val="false"/>
+          <w:bCs w:val="false"/>
+          <w:i w:val="false"/>
+          <w:iCs w:val="false"/>
+          <w:strike w:val="false"/>
+          <w:dstrike w:val="false"/>
+          <w:outline w:val="false"/>
+          <w:shadow w:val="false"/>
+          <w:color w:val="000000"/>
+          <w:sz w:val="24"/>
+          <w:szCs w:val="24"/>
+          <w:u w:val="none"/>
+        </w:rPr>
+        <w:t>O sistema deve apresentar uma listagem de valores negociados por consultor. Deve apresentar nome do funcionário, quantidade de propostas cadastradas no dia, soma dos valores de propostas com status GERADA no dia, soma dos valores de propostas com status CONTRATADA no dia, soma dos valores de propostas com status CONTRATADA no mês e tendência de resultado mensal. A tendência deve ser calculada como: soma de propostas contratadas no mês dividido pela quantidade de dias decorridos do mês e multiplicado pela quantidade total de dias do mês.</w:t>
       </w:r>
     </w:p>
     <w:p>
@@ -1709,85 +1903,85 @@
           <w:sz w:val="24"/>
           <w:szCs w:val="24"/>
         </w:rPr>
-        <w:t>RF20 — ORGANIZAR RELATÓRIO</w:t>
-      </w:r>
-    </w:p>
-    <w:p>
-      <w:pPr>
-        <w:pStyle w:val="Contedodatabela"/>
-        <w:widowControl w:val="false"/>
-        <w:bidi w:val="0"/>
-        <w:spacing w:before="0" w:after="57"/>
-        <w:jc w:val="left"/>
-        <w:rPr>
-          <w:rFonts w:ascii="Arial" w:hAnsi="Arial"/>
-          <w:sz w:val="24"/>
-          <w:szCs w:val="24"/>
-        </w:rPr>
-      </w:pPr>
-      <w:r>
-        <w:rPr>
-          <w:rFonts w:ascii="Arial" w:hAnsi="Arial"/>
-          <w:b w:val="false"/>
-          <w:bCs w:val="false"/>
-          <w:i w:val="false"/>
-          <w:iCs w:val="false"/>
-          <w:strike w:val="false"/>
-          <w:dstrike w:val="false"/>
-          <w:outline w:val="false"/>
-          <w:shadow w:val="false"/>
-          <w:color w:val="000000"/>
-          <w:sz w:val="24"/>
-          <w:szCs w:val="24"/>
-          <w:u w:val="none"/>
-        </w:rPr>
-        <w:t>A tela de relatório do RF19 deve gerar listagens separadas por equipe, com subtotais calculados para cada equipe e um total calculado para todas as equipes listadas. O usuário pode selecionar quantas equipes quiser para gerar o relatório.</w:t>
-      </w:r>
-    </w:p>
-    <w:p>
-      <w:pPr>
-        <w:pStyle w:val="Contedodatabela"/>
-        <w:widowControl w:val="false"/>
-        <w:bidi w:val="0"/>
-        <w:spacing w:before="0" w:after="57"/>
-        <w:jc w:val="left"/>
-        <w:rPr>
-          <w:rFonts w:ascii="Arial" w:hAnsi="Arial"/>
-          <w:sz w:val="24"/>
-          <w:szCs w:val="24"/>
-        </w:rPr>
-      </w:pPr>
-      <w:r>
-        <w:rPr>
-          <w:rFonts w:ascii="Arial" w:hAnsi="Arial"/>
-          <w:sz w:val="24"/>
-          <w:szCs w:val="24"/>
-        </w:rPr>
-      </w:r>
-    </w:p>
-    <w:p>
-      <w:pPr>
-        <w:pStyle w:val="Normal"/>
-        <w:bidi w:val="0"/>
-        <w:spacing w:before="0" w:after="57"/>
-        <w:jc w:val="left"/>
-        <w:rPr>
-          <w:rFonts w:ascii="Arial" w:hAnsi="Arial"/>
-          <w:b/>
-          <w:bCs/>
-          <w:sz w:val="24"/>
-          <w:szCs w:val="24"/>
-        </w:rPr>
-      </w:pPr>
-      <w:r>
-        <w:rPr>
-          <w:rFonts w:ascii="Arial" w:hAnsi="Arial"/>
-          <w:b/>
-          <w:bCs/>
-          <w:sz w:val="24"/>
-          <w:szCs w:val="24"/>
-        </w:rPr>
-        <w:t>RF21 — RESTRIÇÃO DE DATA DO RELATÓRIO</w:t>
+        <w:t>RF23 — ORGANIZAR RELATÓRIO</w:t>
+      </w:r>
+    </w:p>
+    <w:p>
+      <w:pPr>
+        <w:pStyle w:val="Contedodatabela"/>
+        <w:widowControl w:val="false"/>
+        <w:bidi w:val="0"/>
+        <w:spacing w:before="0" w:after="57"/>
+        <w:jc w:val="left"/>
+        <w:rPr>
+          <w:rFonts w:ascii="Arial" w:hAnsi="Arial"/>
+          <w:sz w:val="24"/>
+          <w:szCs w:val="24"/>
+        </w:rPr>
+      </w:pPr>
+      <w:r>
+        <w:rPr>
+          <w:rFonts w:ascii="Arial" w:hAnsi="Arial"/>
+          <w:b w:val="false"/>
+          <w:bCs w:val="false"/>
+          <w:i w:val="false"/>
+          <w:iCs w:val="false"/>
+          <w:strike w:val="false"/>
+          <w:dstrike w:val="false"/>
+          <w:outline w:val="false"/>
+          <w:shadow w:val="false"/>
+          <w:color w:val="000000"/>
+          <w:sz w:val="24"/>
+          <w:szCs w:val="24"/>
+          <w:u w:val="none"/>
+        </w:rPr>
+        <w:t>A tela de relatório do RF22 deve gerar listagens separadas por equipe, com subtotais calculados para cada equipe e um total calculado para todas as equipes listadas. O usuário pode selecionar quantas equipes quiser para gerar o relatório.</w:t>
+      </w:r>
+    </w:p>
+    <w:p>
+      <w:pPr>
+        <w:pStyle w:val="Contedodatabela"/>
+        <w:widowControl w:val="false"/>
+        <w:bidi w:val="0"/>
+        <w:spacing w:before="0" w:after="57"/>
+        <w:jc w:val="left"/>
+        <w:rPr>
+          <w:rFonts w:ascii="Arial" w:hAnsi="Arial"/>
+          <w:sz w:val="24"/>
+          <w:szCs w:val="24"/>
+        </w:rPr>
+      </w:pPr>
+      <w:r>
+        <w:rPr>
+          <w:rFonts w:ascii="Arial" w:hAnsi="Arial"/>
+          <w:sz w:val="24"/>
+          <w:szCs w:val="24"/>
+        </w:rPr>
+      </w:r>
+    </w:p>
+    <w:p>
+      <w:pPr>
+        <w:pStyle w:val="Normal"/>
+        <w:bidi w:val="0"/>
+        <w:spacing w:before="0" w:after="57"/>
+        <w:jc w:val="left"/>
+        <w:rPr>
+          <w:rFonts w:ascii="Arial" w:hAnsi="Arial"/>
+          <w:b/>
+          <w:bCs/>
+          <w:sz w:val="24"/>
+          <w:szCs w:val="24"/>
+        </w:rPr>
+      </w:pPr>
+      <w:r>
+        <w:rPr>
+          <w:rFonts w:ascii="Arial" w:hAnsi="Arial"/>
+          <w:b/>
+          <w:bCs/>
+          <w:sz w:val="24"/>
+          <w:szCs w:val="24"/>
+        </w:rPr>
+        <w:t>RF24 — RESTRIÇÃO DE DATA DO RELATÓRIO</w:t>
       </w:r>
     </w:p>
     <w:p>
@@ -1865,7 +2059,7 @@
           <w:sz w:val="24"/>
           <w:szCs w:val="24"/>
         </w:rPr>
-        <w:t>RF22 — RESTRIÇÃO DE USUÁRIO ADMINISTRATIVO</w:t>
+        <w:t>RF25 — RESTRIÇÃO DE USUÁRIO ADMINISTRATIVO</w:t>
       </w:r>
     </w:p>
     <w:p>
@@ -1943,7 +2137,7 @@
           <w:sz w:val="24"/>
           <w:szCs w:val="24"/>
         </w:rPr>
-        <w:t>RF23 — RESTRIÇÃO DE USUÁRIO CONSULTOR</w:t>
+        <w:t>RF26 — RESTRIÇÃO DE USUÁRIO CONSULTOR</w:t>
       </w:r>
     </w:p>
     <w:p>
@@ -2020,7 +2214,7 @@
           <w:sz w:val="24"/>
           <w:szCs w:val="24"/>
         </w:rPr>
-        <w:t>RF24 — VALIDAÇÃO DE CPF</w:t>
+        <w:t>RF27 — VALIDAÇÃO DE CPF</w:t>
       </w:r>
     </w:p>
     <w:p>
@@ -2097,7 +2291,7 @@
           <w:sz w:val="24"/>
           <w:szCs w:val="24"/>
         </w:rPr>
-        <w:t>RF25 — CONTROLE DE STATUS DA PROPOSTA</w:t>
+        <w:t>RF28 — CONTROLE DE STATUS DA PROPOSTA</w:t>
       </w:r>
     </w:p>
     <w:p>
@@ -2174,100 +2368,75 @@
           <w:sz w:val="24"/>
           <w:szCs w:val="24"/>
         </w:rPr>
-        <w:t>RF26 — ACESSO DOS USUÁRIOS</w:t>
-      </w:r>
-    </w:p>
-    <w:p>
-      <w:pPr>
-        <w:pStyle w:val="Contedodatabela"/>
-        <w:widowControl w:val="false"/>
-        <w:bidi w:val="0"/>
-        <w:spacing w:before="0" w:after="57"/>
-        <w:jc w:val="left"/>
-        <w:rPr>
-          <w:rFonts w:ascii="Arial" w:hAnsi="Arial"/>
-          <w:sz w:val="24"/>
-          <w:szCs w:val="24"/>
-        </w:rPr>
-      </w:pPr>
-      <w:r>
-        <w:rPr>
-          <w:rFonts w:ascii="Arial" w:hAnsi="Arial"/>
-          <w:b w:val="false"/>
-          <w:bCs w:val="false"/>
-          <w:i w:val="false"/>
-          <w:iCs w:val="false"/>
-          <w:strike w:val="false"/>
-          <w:dstrike w:val="false"/>
-          <w:outline w:val="false"/>
-          <w:shadow w:val="false"/>
-          <w:color w:val="000000"/>
-          <w:sz w:val="24"/>
-          <w:szCs w:val="24"/>
-          <w:u w:val="none"/>
-        </w:rPr>
-        <w:t xml:space="preserve">Para acessar o sistema os usuários precisam fazer login usando </w:t>
-      </w:r>
-      <w:r>
-        <w:rPr>
-          <w:rFonts w:ascii="Arial" w:hAnsi="Arial"/>
-          <w:b w:val="false"/>
-          <w:bCs w:val="false"/>
-          <w:i w:val="false"/>
-          <w:iCs w:val="false"/>
-          <w:strike w:val="false"/>
-          <w:dstrike w:val="false"/>
-          <w:outline w:val="false"/>
-          <w:shadow w:val="false"/>
-          <w:color w:val="000000"/>
-          <w:sz w:val="24"/>
-          <w:szCs w:val="24"/>
-          <w:u w:val="none"/>
-        </w:rPr>
-        <w:t>usuário</w:t>
-      </w:r>
-      <w:r>
-        <w:rPr>
-          <w:rFonts w:ascii="Arial" w:hAnsi="Arial"/>
-          <w:b w:val="false"/>
-          <w:bCs w:val="false"/>
-          <w:i w:val="false"/>
-          <w:iCs w:val="false"/>
-          <w:strike w:val="false"/>
-          <w:dstrike w:val="false"/>
-          <w:outline w:val="false"/>
-          <w:shadow w:val="false"/>
-          <w:color w:val="000000"/>
-          <w:sz w:val="24"/>
-          <w:szCs w:val="24"/>
-          <w:u w:val="none"/>
-        </w:rPr>
-        <w:t xml:space="preserve"> e senha.</w:t>
-      </w:r>
-    </w:p>
-    <w:p>
-      <w:pPr>
-        <w:pStyle w:val="Contedodatabela"/>
-        <w:widowControl w:val="false"/>
-        <w:bidi w:val="0"/>
-        <w:spacing w:before="0" w:after="57"/>
-        <w:jc w:val="left"/>
-        <w:rPr>
-          <w:b w:val="false"/>
-          <w:bCs w:val="false"/>
-          <w:i w:val="false"/>
-          <w:i w:val="false"/>
-          <w:iCs w:val="false"/>
-          <w:strike w:val="false"/>
-          <w:dstrike w:val="false"/>
-          <w:outline w:val="false"/>
-          <w:shadow w:val="false"/>
-          <w:color w:val="000000"/>
-          <w:u w:val="none"/>
-        </w:rPr>
-      </w:pPr>
-      <w:r>
-        <w:rPr/>
+        <w:t>RF29 — ACESSO DOS USUÁRIOS</w:t>
+      </w:r>
+    </w:p>
+    <w:p>
+      <w:pPr>
+        <w:pStyle w:val="Contedodatabela"/>
+        <w:widowControl w:val="false"/>
+        <w:bidi w:val="0"/>
+        <w:spacing w:before="0" w:after="57"/>
+        <w:jc w:val="left"/>
+        <w:rPr>
+          <w:rFonts w:ascii="Arial" w:hAnsi="Arial"/>
+          <w:sz w:val="24"/>
+          <w:szCs w:val="24"/>
+        </w:rPr>
+      </w:pPr>
+      <w:r>
+        <w:rPr>
+          <w:rFonts w:ascii="Arial" w:hAnsi="Arial"/>
+          <w:b w:val="false"/>
+          <w:bCs w:val="false"/>
+          <w:i w:val="false"/>
+          <w:iCs w:val="false"/>
+          <w:strike w:val="false"/>
+          <w:dstrike w:val="false"/>
+          <w:outline w:val="false"/>
+          <w:shadow w:val="false"/>
+          <w:color w:val="000000"/>
+          <w:sz w:val="24"/>
+          <w:szCs w:val="24"/>
+          <w:u w:val="none"/>
+        </w:rPr>
+        <w:t>Para acessar o sistema os usuários precisam fazer login usando usuário e senha.</w:t>
+      </w:r>
+    </w:p>
+    <w:p>
+      <w:pPr>
+        <w:pStyle w:val="Contedodatabela"/>
+        <w:widowControl w:val="false"/>
+        <w:bidi w:val="0"/>
+        <w:spacing w:before="0" w:after="57"/>
+        <w:jc w:val="left"/>
+        <w:rPr>
+          <w:b w:val="false"/>
+          <w:bCs w:val="false"/>
+          <w:i w:val="false"/>
+          <w:i w:val="false"/>
+          <w:iCs w:val="false"/>
+          <w:strike w:val="false"/>
+          <w:dstrike w:val="false"/>
+          <w:outline w:val="false"/>
+          <w:shadow w:val="false"/>
+          <w:color w:val="000000"/>
+          <w:u w:val="none"/>
+        </w:rPr>
+      </w:pPr>
+      <w:r>
+        <w:rPr>
+          <w:b w:val="false"/>
+          <w:bCs w:val="false"/>
+          <w:i w:val="false"/>
+          <w:iCs w:val="false"/>
+          <w:strike w:val="false"/>
+          <w:dstrike w:val="false"/>
+          <w:outline w:val="false"/>
+          <w:shadow w:val="false"/>
+          <w:color w:val="000000"/>
+          <w:u w:val="none"/>
+        </w:rPr>
       </w:r>
     </w:p>
     <w:sectPr>
